--- a/7_semester/Методы и средства проектирования/ЛР3/ЛР3_Отчет_Буренков_МиСП.docx
+++ b/7_semester/Методы и средства проектирования/ЛР3/ЛР3_Отчет_Буренков_МиСП.docx
@@ -1309,7 +1309,7 @@
           <w:sz w:val="28"/>
         </w:rPr>
         <w:tab/>
-        <w:t>8</w:t>
+        <w:t>7</w:t>
       </w:r>
     </w:p>
     <w:p>
@@ -1342,7 +1342,7 @@
           <w:i w:val="0"/>
           <w:sz w:val="28"/>
         </w:rPr>
-        <w:t>Получить навык переноса строки студента между издателем и узлом в одной базе варианта 5 и чтения ответа сервера: и когда оператор выполнен, и когда сервер его отклонил.</w:t>
+        <w:t>Получить навык переноса строки студента между издателем и узлом в PostgreSQL на базе варианта 5 и чтения ответа сервера: и когда оператор выполнен, и когда сервер его отклонил.</w:t>
       </w:r>
     </w:p>
     <w:p>
@@ -1375,7 +1375,7 @@
           <w:i w:val="0"/>
           <w:sz w:val="28"/>
         </w:rPr>
-        <w:t>Собрать объекты репликации, выполнить вставку, изменение и удаление, показать содержимое таблиц на издателе и на узле, изменить схему издателя. Запросы разделены на блоки. Каждый блок вставляется в редактор SQL отдельно, после того как предыдущий уже выполнен. Так отказ одного оператора не откатывает удачно прошедший блок.</w:t>
+        <w:t>Собрать объекты репликации, выполнить вставку, изменение и удаление, показать содержимое таблиц на издателе и на узле и изменить схему издателя. Запросы выполняются отдельными блоками: следующий начинается, когда предыдущий уже выполнен.</w:t>
       </w:r>
     </w:p>
     <w:p>
@@ -1408,7 +1408,7 @@
           <w:i w:val="0"/>
           <w:sz w:val="28"/>
         </w:rPr>
-        <w:t>Среда работы — PostgreSQL. База одна, поэтому подписчик живёт в схеме sub, издатель — в схеме pub. Триггер repl после вставки, изменения и удаления копирует строку таблицы «Студент». Публикация pub_vuz объявляет эту таблицу объектом репликации. Подписка на ту же самую базу сервером не завершается: сеанс ждёт сам себя и ответа нет. В редакторе оставлены операторы, которые либо проходят, либо сразу возвращают ERROR.</w:t>
+        <w:t>Среда работы — PostgreSQL. База одна: издатель лежит в схеме pub, узел — в схеме sub. Триггер repl после вставки, изменения и удаления копирует строку таблицы «Студент». Публикация pub_vuz объявляет эту таблицу объектом репликации. Подписка на ту же базу сервером не завершается, поэтому в отчёте те ответы, которые сервер печатает сразу.</w:t>
       </w:r>
     </w:p>
     <w:p>
@@ -1424,7 +1424,7 @@
           <w:i w:val="0"/>
           <w:sz w:val="28"/>
         </w:rPr>
-        <w:t>3.1 Блок A. Объекты</w:t>
+        <w:t>3.1 Объекты</w:t>
       </w:r>
     </w:p>
     <w:p>
@@ -1440,7 +1440,7 @@
           <w:i w:val="0"/>
           <w:sz w:val="28"/>
         </w:rPr>
-        <w:t>Блок создаёт схемы, обе таблицы, функцию копии, триггер и публикацию. На первом запуске схем ещё нет, поэтому DROP сообщает NOTICE и всё равно завершается.</w:t>
+        <w:t>Ключ решения — триггер на каждую строку и публикация таблицы:</w:t>
       </w:r>
     </w:p>
     <w:p>
@@ -1456,7 +1456,7 @@
           <w:i w:val="0"/>
           <w:sz w:val="28"/>
         </w:rPr>
-        <w:t>DROP SCHEMA IF EXISTS sub CASCADE;</w:t>
+        <w:t>CREATE TRIGGER repl</w:t>
       </w:r>
     </w:p>
     <w:p>
@@ -1472,7 +1472,7 @@
           <w:i w:val="0"/>
           <w:sz w:val="28"/>
         </w:rPr>
-        <w:t>DROP SCHEMA IF EXISTS pub CASCADE;</w:t>
+        <w:t>AFTER INSERT OR UPDATE OR DELETE ON pub."Студент"</w:t>
       </w:r>
     </w:p>
     <w:p>
@@ -1488,7 +1488,7 @@
           <w:i w:val="0"/>
           <w:sz w:val="28"/>
         </w:rPr>
-        <w:t xml:space="preserve"> </w:t>
+        <w:t>FOR EACH ROW EXECUTE FUNCTION pub.copy_student();</w:t>
       </w:r>
     </w:p>
     <w:p>
@@ -1504,7 +1504,7 @@
           <w:i w:val="0"/>
           <w:sz w:val="28"/>
         </w:rPr>
-        <w:t>CREATE SCHEMA pub;</w:t>
+        <w:t xml:space="preserve"> </w:t>
       </w:r>
     </w:p>
     <w:p>
@@ -1520,550 +1520,6 @@
           <w:i w:val="0"/>
           <w:sz w:val="28"/>
         </w:rPr>
-        <w:t>CREATE SCHEMA sub;</w:t>
-      </w:r>
-    </w:p>
-    <w:p>
-      <w:pPr>
-        <w:spacing w:line="240" w:lineRule="auto" w:before="0" w:after="0"/>
-        <w:ind w:firstLine="0" w:left="0"/>
-        <w:jc w:val="left"/>
-      </w:pPr>
-      <w:r>
-        <w:rPr>
-          <w:rFonts w:ascii="Times New Roman" w:hAnsi="Times New Roman" w:cs="Times New Roman" w:eastAsia="Times New Roman"/>
-          <w:b w:val="0"/>
-          <w:i w:val="0"/>
-          <w:sz w:val="28"/>
-        </w:rPr>
-        <w:t xml:space="preserve"> </w:t>
-      </w:r>
-    </w:p>
-    <w:p>
-      <w:pPr>
-        <w:spacing w:line="240" w:lineRule="auto" w:before="0" w:after="0"/>
-        <w:ind w:firstLine="0" w:left="0"/>
-        <w:jc w:val="left"/>
-      </w:pPr>
-      <w:r>
-        <w:rPr>
-          <w:rFonts w:ascii="Times New Roman" w:hAnsi="Times New Roman" w:cs="Times New Roman" w:eastAsia="Times New Roman"/>
-          <w:b w:val="0"/>
-          <w:i w:val="0"/>
-          <w:sz w:val="28"/>
-        </w:rPr>
-        <w:t>CREATE TABLE pub."Студент" (</w:t>
-      </w:r>
-    </w:p>
-    <w:p>
-      <w:pPr>
-        <w:spacing w:line="240" w:lineRule="auto" w:before="0" w:after="0"/>
-        <w:ind w:firstLine="0" w:left="0"/>
-        <w:jc w:val="left"/>
-      </w:pPr>
-      <w:r>
-        <w:rPr>
-          <w:rFonts w:ascii="Times New Roman" w:hAnsi="Times New Roman" w:cs="Times New Roman" w:eastAsia="Times New Roman"/>
-          <w:b w:val="0"/>
-          <w:i w:val="0"/>
-          <w:sz w:val="28"/>
-        </w:rPr>
-        <w:t xml:space="preserve">  "ID" integer PRIMARY KEY,</w:t>
-      </w:r>
-    </w:p>
-    <w:p>
-      <w:pPr>
-        <w:spacing w:line="240" w:lineRule="auto" w:before="0" w:after="0"/>
-        <w:ind w:firstLine="0" w:left="0"/>
-        <w:jc w:val="left"/>
-      </w:pPr>
-      <w:r>
-        <w:rPr>
-          <w:rFonts w:ascii="Times New Roman" w:hAnsi="Times New Roman" w:cs="Times New Roman" w:eastAsia="Times New Roman"/>
-          <w:b w:val="0"/>
-          <w:i w:val="0"/>
-          <w:sz w:val="28"/>
-        </w:rPr>
-        <w:t xml:space="preserve">  "ФИО" varchar(100) NOT NULL,</w:t>
-      </w:r>
-    </w:p>
-    <w:p>
-      <w:pPr>
-        <w:spacing w:line="240" w:lineRule="auto" w:before="0" w:after="0"/>
-        <w:ind w:firstLine="0" w:left="0"/>
-        <w:jc w:val="left"/>
-      </w:pPr>
-      <w:r>
-        <w:rPr>
-          <w:rFonts w:ascii="Times New Roman" w:hAnsi="Times New Roman" w:cs="Times New Roman" w:eastAsia="Times New Roman"/>
-          <w:b w:val="0"/>
-          <w:i w:val="0"/>
-          <w:sz w:val="28"/>
-        </w:rPr>
-        <w:t xml:space="preserve">  "Факультет" smallint NOT NULL</w:t>
-      </w:r>
-    </w:p>
-    <w:p>
-      <w:pPr>
-        <w:spacing w:line="240" w:lineRule="auto" w:before="0" w:after="0"/>
-        <w:ind w:firstLine="0" w:left="0"/>
-        <w:jc w:val="left"/>
-      </w:pPr>
-      <w:r>
-        <w:rPr>
-          <w:rFonts w:ascii="Times New Roman" w:hAnsi="Times New Roman" w:cs="Times New Roman" w:eastAsia="Times New Roman"/>
-          <w:b w:val="0"/>
-          <w:i w:val="0"/>
-          <w:sz w:val="28"/>
-        </w:rPr>
-        <w:t>);</w:t>
-      </w:r>
-    </w:p>
-    <w:p>
-      <w:pPr>
-        <w:spacing w:line="240" w:lineRule="auto" w:before="0" w:after="0"/>
-        <w:ind w:firstLine="0" w:left="0"/>
-        <w:jc w:val="left"/>
-      </w:pPr>
-      <w:r>
-        <w:rPr>
-          <w:rFonts w:ascii="Times New Roman" w:hAnsi="Times New Roman" w:cs="Times New Roman" w:eastAsia="Times New Roman"/>
-          <w:b w:val="0"/>
-          <w:i w:val="0"/>
-          <w:sz w:val="28"/>
-        </w:rPr>
-        <w:t xml:space="preserve"> </w:t>
-      </w:r>
-    </w:p>
-    <w:p>
-      <w:pPr>
-        <w:spacing w:line="240" w:lineRule="auto" w:before="0" w:after="0"/>
-        <w:ind w:firstLine="0" w:left="0"/>
-        <w:jc w:val="left"/>
-      </w:pPr>
-      <w:r>
-        <w:rPr>
-          <w:rFonts w:ascii="Times New Roman" w:hAnsi="Times New Roman" w:cs="Times New Roman" w:eastAsia="Times New Roman"/>
-          <w:b w:val="0"/>
-          <w:i w:val="0"/>
-          <w:sz w:val="28"/>
-        </w:rPr>
-        <w:t>CREATE TABLE sub."Студент" (</w:t>
-      </w:r>
-    </w:p>
-    <w:p>
-      <w:pPr>
-        <w:spacing w:line="240" w:lineRule="auto" w:before="0" w:after="0"/>
-        <w:ind w:firstLine="0" w:left="0"/>
-        <w:jc w:val="left"/>
-      </w:pPr>
-      <w:r>
-        <w:rPr>
-          <w:rFonts w:ascii="Times New Roman" w:hAnsi="Times New Roman" w:cs="Times New Roman" w:eastAsia="Times New Roman"/>
-          <w:b w:val="0"/>
-          <w:i w:val="0"/>
-          <w:sz w:val="28"/>
-        </w:rPr>
-        <w:t xml:space="preserve">  LIKE pub."Студент" INCLUDING ALL</w:t>
-      </w:r>
-    </w:p>
-    <w:p>
-      <w:pPr>
-        <w:spacing w:line="240" w:lineRule="auto" w:before="0" w:after="0"/>
-        <w:ind w:firstLine="0" w:left="0"/>
-        <w:jc w:val="left"/>
-      </w:pPr>
-      <w:r>
-        <w:rPr>
-          <w:rFonts w:ascii="Times New Roman" w:hAnsi="Times New Roman" w:cs="Times New Roman" w:eastAsia="Times New Roman"/>
-          <w:b w:val="0"/>
-          <w:i w:val="0"/>
-          <w:sz w:val="28"/>
-        </w:rPr>
-        <w:t>);</w:t>
-      </w:r>
-    </w:p>
-    <w:p>
-      <w:pPr>
-        <w:spacing w:line="240" w:lineRule="auto" w:before="0" w:after="0"/>
-        <w:ind w:firstLine="0" w:left="0"/>
-        <w:jc w:val="left"/>
-      </w:pPr>
-      <w:r>
-        <w:rPr>
-          <w:rFonts w:ascii="Times New Roman" w:hAnsi="Times New Roman" w:cs="Times New Roman" w:eastAsia="Times New Roman"/>
-          <w:b w:val="0"/>
-          <w:i w:val="0"/>
-          <w:sz w:val="28"/>
-        </w:rPr>
-        <w:t xml:space="preserve"> </w:t>
-      </w:r>
-    </w:p>
-    <w:p>
-      <w:pPr>
-        <w:spacing w:line="240" w:lineRule="auto" w:before="0" w:after="0"/>
-        <w:ind w:firstLine="0" w:left="0"/>
-        <w:jc w:val="left"/>
-      </w:pPr>
-      <w:r>
-        <w:rPr>
-          <w:rFonts w:ascii="Times New Roman" w:hAnsi="Times New Roman" w:cs="Times New Roman" w:eastAsia="Times New Roman"/>
-          <w:b w:val="0"/>
-          <w:i w:val="0"/>
-          <w:sz w:val="28"/>
-        </w:rPr>
-        <w:t>CREATE OR REPLACE FUNCTION pub.copy_student()</w:t>
-      </w:r>
-    </w:p>
-    <w:p>
-      <w:pPr>
-        <w:spacing w:line="240" w:lineRule="auto" w:before="0" w:after="0"/>
-        <w:ind w:firstLine="0" w:left="0"/>
-        <w:jc w:val="left"/>
-      </w:pPr>
-      <w:r>
-        <w:rPr>
-          <w:rFonts w:ascii="Times New Roman" w:hAnsi="Times New Roman" w:cs="Times New Roman" w:eastAsia="Times New Roman"/>
-          <w:b w:val="0"/>
-          <w:i w:val="0"/>
-          <w:sz w:val="28"/>
-        </w:rPr>
-        <w:t>RETURNS trigger</w:t>
-      </w:r>
-    </w:p>
-    <w:p>
-      <w:pPr>
-        <w:spacing w:line="240" w:lineRule="auto" w:before="0" w:after="0"/>
-        <w:ind w:firstLine="0" w:left="0"/>
-        <w:jc w:val="left"/>
-      </w:pPr>
-      <w:r>
-        <w:rPr>
-          <w:rFonts w:ascii="Times New Roman" w:hAnsi="Times New Roman" w:cs="Times New Roman" w:eastAsia="Times New Roman"/>
-          <w:b w:val="0"/>
-          <w:i w:val="0"/>
-          <w:sz w:val="28"/>
-        </w:rPr>
-        <w:t>LANGUAGE plpgsql</w:t>
-      </w:r>
-    </w:p>
-    <w:p>
-      <w:pPr>
-        <w:spacing w:line="240" w:lineRule="auto" w:before="0" w:after="0"/>
-        <w:ind w:firstLine="0" w:left="0"/>
-        <w:jc w:val="left"/>
-      </w:pPr>
-      <w:r>
-        <w:rPr>
-          <w:rFonts w:ascii="Times New Roman" w:hAnsi="Times New Roman" w:cs="Times New Roman" w:eastAsia="Times New Roman"/>
-          <w:b w:val="0"/>
-          <w:i w:val="0"/>
-          <w:sz w:val="28"/>
-        </w:rPr>
-        <w:t>AS $$</w:t>
-      </w:r>
-    </w:p>
-    <w:p>
-      <w:pPr>
-        <w:spacing w:line="240" w:lineRule="auto" w:before="0" w:after="0"/>
-        <w:ind w:firstLine="0" w:left="0"/>
-        <w:jc w:val="left"/>
-      </w:pPr>
-      <w:r>
-        <w:rPr>
-          <w:rFonts w:ascii="Times New Roman" w:hAnsi="Times New Roman" w:cs="Times New Roman" w:eastAsia="Times New Roman"/>
-          <w:b w:val="0"/>
-          <w:i w:val="0"/>
-          <w:sz w:val="28"/>
-        </w:rPr>
-        <w:t>BEGIN</w:t>
-      </w:r>
-    </w:p>
-    <w:p>
-      <w:pPr>
-        <w:spacing w:line="240" w:lineRule="auto" w:before="0" w:after="0"/>
-        <w:ind w:firstLine="0" w:left="0"/>
-        <w:jc w:val="left"/>
-      </w:pPr>
-      <w:r>
-        <w:rPr>
-          <w:rFonts w:ascii="Times New Roman" w:hAnsi="Times New Roman" w:cs="Times New Roman" w:eastAsia="Times New Roman"/>
-          <w:b w:val="0"/>
-          <w:i w:val="0"/>
-          <w:sz w:val="28"/>
-        </w:rPr>
-        <w:t xml:space="preserve">  IF TG_OP = 'INSERT' THEN</w:t>
-      </w:r>
-    </w:p>
-    <w:p>
-      <w:pPr>
-        <w:spacing w:line="240" w:lineRule="auto" w:before="0" w:after="0"/>
-        <w:ind w:firstLine="0" w:left="0"/>
-        <w:jc w:val="left"/>
-      </w:pPr>
-      <w:r>
-        <w:rPr>
-          <w:rFonts w:ascii="Times New Roman" w:hAnsi="Times New Roman" w:cs="Times New Roman" w:eastAsia="Times New Roman"/>
-          <w:b w:val="0"/>
-          <w:i w:val="0"/>
-          <w:sz w:val="28"/>
-        </w:rPr>
-        <w:t xml:space="preserve">    INSERT INTO sub."Студент" VALUES (NEW."ID", NEW."ФИО", NEW."Факультет");</w:t>
-      </w:r>
-    </w:p>
-    <w:p>
-      <w:pPr>
-        <w:spacing w:line="240" w:lineRule="auto" w:before="0" w:after="0"/>
-        <w:ind w:firstLine="0" w:left="0"/>
-        <w:jc w:val="left"/>
-      </w:pPr>
-      <w:r>
-        <w:rPr>
-          <w:rFonts w:ascii="Times New Roman" w:hAnsi="Times New Roman" w:cs="Times New Roman" w:eastAsia="Times New Roman"/>
-          <w:b w:val="0"/>
-          <w:i w:val="0"/>
-          <w:sz w:val="28"/>
-        </w:rPr>
-        <w:t xml:space="preserve">  ELSIF TG_OP = 'UPDATE' THEN</w:t>
-      </w:r>
-    </w:p>
-    <w:p>
-      <w:pPr>
-        <w:spacing w:line="240" w:lineRule="auto" w:before="0" w:after="0"/>
-        <w:ind w:firstLine="0" w:left="0"/>
-        <w:jc w:val="left"/>
-      </w:pPr>
-      <w:r>
-        <w:rPr>
-          <w:rFonts w:ascii="Times New Roman" w:hAnsi="Times New Roman" w:cs="Times New Roman" w:eastAsia="Times New Roman"/>
-          <w:b w:val="0"/>
-          <w:i w:val="0"/>
-          <w:sz w:val="28"/>
-        </w:rPr>
-        <w:t xml:space="preserve">    UPDATE sub."Студент"</w:t>
-      </w:r>
-    </w:p>
-    <w:p>
-      <w:pPr>
-        <w:spacing w:line="240" w:lineRule="auto" w:before="0" w:after="0"/>
-        <w:ind w:firstLine="0" w:left="0"/>
-        <w:jc w:val="left"/>
-      </w:pPr>
-      <w:r>
-        <w:rPr>
-          <w:rFonts w:ascii="Times New Roman" w:hAnsi="Times New Roman" w:cs="Times New Roman" w:eastAsia="Times New Roman"/>
-          <w:b w:val="0"/>
-          <w:i w:val="0"/>
-          <w:sz w:val="28"/>
-        </w:rPr>
-        <w:t xml:space="preserve">       SET "ФИО" = NEW."ФИО", "Факультет" = NEW."Факультет"</w:t>
-      </w:r>
-    </w:p>
-    <w:p>
-      <w:pPr>
-        <w:spacing w:line="240" w:lineRule="auto" w:before="0" w:after="0"/>
-        <w:ind w:firstLine="0" w:left="0"/>
-        <w:jc w:val="left"/>
-      </w:pPr>
-      <w:r>
-        <w:rPr>
-          <w:rFonts w:ascii="Times New Roman" w:hAnsi="Times New Roman" w:cs="Times New Roman" w:eastAsia="Times New Roman"/>
-          <w:b w:val="0"/>
-          <w:i w:val="0"/>
-          <w:sz w:val="28"/>
-        </w:rPr>
-        <w:t xml:space="preserve">     WHERE "ID" = NEW."ID";</w:t>
-      </w:r>
-    </w:p>
-    <w:p>
-      <w:pPr>
-        <w:spacing w:line="240" w:lineRule="auto" w:before="0" w:after="0"/>
-        <w:ind w:firstLine="0" w:left="0"/>
-        <w:jc w:val="left"/>
-      </w:pPr>
-      <w:r>
-        <w:rPr>
-          <w:rFonts w:ascii="Times New Roman" w:hAnsi="Times New Roman" w:cs="Times New Roman" w:eastAsia="Times New Roman"/>
-          <w:b w:val="0"/>
-          <w:i w:val="0"/>
-          <w:sz w:val="28"/>
-        </w:rPr>
-        <w:t xml:space="preserve">  ELSIF TG_OP = 'DELETE' THEN</w:t>
-      </w:r>
-    </w:p>
-    <w:p>
-      <w:pPr>
-        <w:spacing w:line="240" w:lineRule="auto" w:before="0" w:after="0"/>
-        <w:ind w:firstLine="0" w:left="0"/>
-        <w:jc w:val="left"/>
-      </w:pPr>
-      <w:r>
-        <w:rPr>
-          <w:rFonts w:ascii="Times New Roman" w:hAnsi="Times New Roman" w:cs="Times New Roman" w:eastAsia="Times New Roman"/>
-          <w:b w:val="0"/>
-          <w:i w:val="0"/>
-          <w:sz w:val="28"/>
-        </w:rPr>
-        <w:t xml:space="preserve">    DELETE FROM sub."Студент" WHERE "ID" = OLD."ID";</w:t>
-      </w:r>
-    </w:p>
-    <w:p>
-      <w:pPr>
-        <w:spacing w:line="240" w:lineRule="auto" w:before="0" w:after="0"/>
-        <w:ind w:firstLine="0" w:left="0"/>
-        <w:jc w:val="left"/>
-      </w:pPr>
-      <w:r>
-        <w:rPr>
-          <w:rFonts w:ascii="Times New Roman" w:hAnsi="Times New Roman" w:cs="Times New Roman" w:eastAsia="Times New Roman"/>
-          <w:b w:val="0"/>
-          <w:i w:val="0"/>
-          <w:sz w:val="28"/>
-        </w:rPr>
-        <w:t xml:space="preserve">  END IF;</w:t>
-      </w:r>
-    </w:p>
-    <w:p>
-      <w:pPr>
-        <w:spacing w:line="240" w:lineRule="auto" w:before="0" w:after="0"/>
-        <w:ind w:firstLine="0" w:left="0"/>
-        <w:jc w:val="left"/>
-      </w:pPr>
-      <w:r>
-        <w:rPr>
-          <w:rFonts w:ascii="Times New Roman" w:hAnsi="Times New Roman" w:cs="Times New Roman" w:eastAsia="Times New Roman"/>
-          <w:b w:val="0"/>
-          <w:i w:val="0"/>
-          <w:sz w:val="28"/>
-        </w:rPr>
-        <w:t xml:space="preserve">  RETURN COALESCE(NEW, OLD);</w:t>
-      </w:r>
-    </w:p>
-    <w:p>
-      <w:pPr>
-        <w:spacing w:line="240" w:lineRule="auto" w:before="0" w:after="0"/>
-        <w:ind w:firstLine="0" w:left="0"/>
-        <w:jc w:val="left"/>
-      </w:pPr>
-      <w:r>
-        <w:rPr>
-          <w:rFonts w:ascii="Times New Roman" w:hAnsi="Times New Roman" w:cs="Times New Roman" w:eastAsia="Times New Roman"/>
-          <w:b w:val="0"/>
-          <w:i w:val="0"/>
-          <w:sz w:val="28"/>
-        </w:rPr>
-        <w:t>END;</w:t>
-      </w:r>
-    </w:p>
-    <w:p>
-      <w:pPr>
-        <w:spacing w:line="240" w:lineRule="auto" w:before="0" w:after="0"/>
-        <w:ind w:firstLine="0" w:left="0"/>
-        <w:jc w:val="left"/>
-      </w:pPr>
-      <w:r>
-        <w:rPr>
-          <w:rFonts w:ascii="Times New Roman" w:hAnsi="Times New Roman" w:cs="Times New Roman" w:eastAsia="Times New Roman"/>
-          <w:b w:val="0"/>
-          <w:i w:val="0"/>
-          <w:sz w:val="28"/>
-        </w:rPr>
-        <w:t>$$;</w:t>
-      </w:r>
-    </w:p>
-    <w:p>
-      <w:pPr>
-        <w:spacing w:line="240" w:lineRule="auto" w:before="0" w:after="0"/>
-        <w:ind w:firstLine="0" w:left="0"/>
-        <w:jc w:val="left"/>
-      </w:pPr>
-      <w:r>
-        <w:rPr>
-          <w:rFonts w:ascii="Times New Roman" w:hAnsi="Times New Roman" w:cs="Times New Roman" w:eastAsia="Times New Roman"/>
-          <w:b w:val="0"/>
-          <w:i w:val="0"/>
-          <w:sz w:val="28"/>
-        </w:rPr>
-        <w:t xml:space="preserve"> </w:t>
-      </w:r>
-    </w:p>
-    <w:p>
-      <w:pPr>
-        <w:spacing w:line="240" w:lineRule="auto" w:before="0" w:after="0"/>
-        <w:ind w:firstLine="0" w:left="0"/>
-        <w:jc w:val="left"/>
-      </w:pPr>
-      <w:r>
-        <w:rPr>
-          <w:rFonts w:ascii="Times New Roman" w:hAnsi="Times New Roman" w:cs="Times New Roman" w:eastAsia="Times New Roman"/>
-          <w:b w:val="0"/>
-          <w:i w:val="0"/>
-          <w:sz w:val="28"/>
-        </w:rPr>
-        <w:t>CREATE TRIGGER repl</w:t>
-      </w:r>
-    </w:p>
-    <w:p>
-      <w:pPr>
-        <w:spacing w:line="240" w:lineRule="auto" w:before="0" w:after="0"/>
-        <w:ind w:firstLine="0" w:left="0"/>
-        <w:jc w:val="left"/>
-      </w:pPr>
-      <w:r>
-        <w:rPr>
-          <w:rFonts w:ascii="Times New Roman" w:hAnsi="Times New Roman" w:cs="Times New Roman" w:eastAsia="Times New Roman"/>
-          <w:b w:val="0"/>
-          <w:i w:val="0"/>
-          <w:sz w:val="28"/>
-        </w:rPr>
-        <w:t>AFTER INSERT OR UPDATE OR DELETE ON pub."Студент"</w:t>
-      </w:r>
-    </w:p>
-    <w:p>
-      <w:pPr>
-        <w:spacing w:line="240" w:lineRule="auto" w:before="0" w:after="0"/>
-        <w:ind w:firstLine="0" w:left="0"/>
-        <w:jc w:val="left"/>
-      </w:pPr>
-      <w:r>
-        <w:rPr>
-          <w:rFonts w:ascii="Times New Roman" w:hAnsi="Times New Roman" w:cs="Times New Roman" w:eastAsia="Times New Roman"/>
-          <w:b w:val="0"/>
-          <w:i w:val="0"/>
-          <w:sz w:val="28"/>
-        </w:rPr>
-        <w:t>FOR EACH ROW EXECUTE FUNCTION pub.copy_student();</w:t>
-      </w:r>
-    </w:p>
-    <w:p>
-      <w:pPr>
-        <w:spacing w:line="240" w:lineRule="auto" w:before="0" w:after="0"/>
-        <w:ind w:firstLine="0" w:left="0"/>
-        <w:jc w:val="left"/>
-      </w:pPr>
-      <w:r>
-        <w:rPr>
-          <w:rFonts w:ascii="Times New Roman" w:hAnsi="Times New Roman" w:cs="Times New Roman" w:eastAsia="Times New Roman"/>
-          <w:b w:val="0"/>
-          <w:i w:val="0"/>
-          <w:sz w:val="28"/>
-        </w:rPr>
-        <w:t xml:space="preserve"> </w:t>
-      </w:r>
-    </w:p>
-    <w:p>
-      <w:pPr>
-        <w:spacing w:line="240" w:lineRule="auto" w:before="0" w:after="0"/>
-        <w:ind w:firstLine="0" w:left="0"/>
-        <w:jc w:val="left"/>
-      </w:pPr>
-      <w:r>
-        <w:rPr>
-          <w:rFonts w:ascii="Times New Roman" w:hAnsi="Times New Roman" w:cs="Times New Roman" w:eastAsia="Times New Roman"/>
-          <w:b w:val="0"/>
-          <w:i w:val="0"/>
-          <w:sz w:val="28"/>
-        </w:rPr>
         <w:t>CREATE PUBLICATION pub_vuz FOR TABLE pub."Студент";</w:t>
       </w:r>
     </w:p>
@@ -2080,183 +1536,7 @@
           <w:i w:val="0"/>
           <w:sz w:val="28"/>
         </w:rPr>
-        <w:t>Ответ сервера:</w:t>
-      </w:r>
-    </w:p>
-    <w:p>
-      <w:pPr>
-        <w:spacing w:line="240" w:lineRule="auto" w:before="0" w:after="0"/>
-        <w:ind w:firstLine="0" w:left="0"/>
-        <w:jc w:val="left"/>
-      </w:pPr>
-      <w:r>
-        <w:rPr>
-          <w:rFonts w:ascii="Times New Roman" w:hAnsi="Times New Roman" w:cs="Times New Roman" w:eastAsia="Times New Roman"/>
-          <w:b w:val="0"/>
-          <w:i w:val="0"/>
-          <w:sz w:val="28"/>
-        </w:rPr>
-        <w:t>NOTICE:  schema "sub" does not exist, skipping</w:t>
-      </w:r>
-    </w:p>
-    <w:p>
-      <w:pPr>
-        <w:spacing w:line="240" w:lineRule="auto" w:before="0" w:after="0"/>
-        <w:ind w:firstLine="0" w:left="0"/>
-        <w:jc w:val="left"/>
-      </w:pPr>
-      <w:r>
-        <w:rPr>
-          <w:rFonts w:ascii="Times New Roman" w:hAnsi="Times New Roman" w:cs="Times New Roman" w:eastAsia="Times New Roman"/>
-          <w:b w:val="0"/>
-          <w:i w:val="0"/>
-          <w:sz w:val="28"/>
-        </w:rPr>
-        <w:t>NOTICE:  schema "pub" does not exist, skipping</w:t>
-      </w:r>
-    </w:p>
-    <w:p>
-      <w:pPr>
-        <w:spacing w:line="240" w:lineRule="auto" w:before="0" w:after="0"/>
-        <w:ind w:firstLine="0" w:left="0"/>
-        <w:jc w:val="left"/>
-      </w:pPr>
-      <w:r>
-        <w:rPr>
-          <w:rFonts w:ascii="Times New Roman" w:hAnsi="Times New Roman" w:cs="Times New Roman" w:eastAsia="Times New Roman"/>
-          <w:b w:val="0"/>
-          <w:i w:val="0"/>
-          <w:sz w:val="28"/>
-        </w:rPr>
-        <w:t>DROP SCHEMA</w:t>
-      </w:r>
-    </w:p>
-    <w:p>
-      <w:pPr>
-        <w:spacing w:line="240" w:lineRule="auto" w:before="0" w:after="0"/>
-        <w:ind w:firstLine="0" w:left="0"/>
-        <w:jc w:val="left"/>
-      </w:pPr>
-      <w:r>
-        <w:rPr>
-          <w:rFonts w:ascii="Times New Roman" w:hAnsi="Times New Roman" w:cs="Times New Roman" w:eastAsia="Times New Roman"/>
-          <w:b w:val="0"/>
-          <w:i w:val="0"/>
-          <w:sz w:val="28"/>
-        </w:rPr>
-        <w:t>DROP SCHEMA</w:t>
-      </w:r>
-    </w:p>
-    <w:p>
-      <w:pPr>
-        <w:spacing w:line="240" w:lineRule="auto" w:before="0" w:after="0"/>
-        <w:ind w:firstLine="0" w:left="0"/>
-        <w:jc w:val="left"/>
-      </w:pPr>
-      <w:r>
-        <w:rPr>
-          <w:rFonts w:ascii="Times New Roman" w:hAnsi="Times New Roman" w:cs="Times New Roman" w:eastAsia="Times New Roman"/>
-          <w:b w:val="0"/>
-          <w:i w:val="0"/>
-          <w:sz w:val="28"/>
-        </w:rPr>
-        <w:t>CREATE SCHEMA</w:t>
-      </w:r>
-    </w:p>
-    <w:p>
-      <w:pPr>
-        <w:spacing w:line="240" w:lineRule="auto" w:before="0" w:after="0"/>
-        <w:ind w:firstLine="0" w:left="0"/>
-        <w:jc w:val="left"/>
-      </w:pPr>
-      <w:r>
-        <w:rPr>
-          <w:rFonts w:ascii="Times New Roman" w:hAnsi="Times New Roman" w:cs="Times New Roman" w:eastAsia="Times New Roman"/>
-          <w:b w:val="0"/>
-          <w:i w:val="0"/>
-          <w:sz w:val="28"/>
-        </w:rPr>
-        <w:t>CREATE SCHEMA</w:t>
-      </w:r>
-    </w:p>
-    <w:p>
-      <w:pPr>
-        <w:spacing w:line="240" w:lineRule="auto" w:before="0" w:after="0"/>
-        <w:ind w:firstLine="0" w:left="0"/>
-        <w:jc w:val="left"/>
-      </w:pPr>
-      <w:r>
-        <w:rPr>
-          <w:rFonts w:ascii="Times New Roman" w:hAnsi="Times New Roman" w:cs="Times New Roman" w:eastAsia="Times New Roman"/>
-          <w:b w:val="0"/>
-          <w:i w:val="0"/>
-          <w:sz w:val="28"/>
-        </w:rPr>
-        <w:t>CREATE TABLE</w:t>
-      </w:r>
-    </w:p>
-    <w:p>
-      <w:pPr>
-        <w:spacing w:line="240" w:lineRule="auto" w:before="0" w:after="0"/>
-        <w:ind w:firstLine="0" w:left="0"/>
-        <w:jc w:val="left"/>
-      </w:pPr>
-      <w:r>
-        <w:rPr>
-          <w:rFonts w:ascii="Times New Roman" w:hAnsi="Times New Roman" w:cs="Times New Roman" w:eastAsia="Times New Roman"/>
-          <w:b w:val="0"/>
-          <w:i w:val="0"/>
-          <w:sz w:val="28"/>
-        </w:rPr>
-        <w:t>CREATE TABLE</w:t>
-      </w:r>
-    </w:p>
-    <w:p>
-      <w:pPr>
-        <w:spacing w:line="240" w:lineRule="auto" w:before="0" w:after="0"/>
-        <w:ind w:firstLine="0" w:left="0"/>
-        <w:jc w:val="left"/>
-      </w:pPr>
-      <w:r>
-        <w:rPr>
-          <w:rFonts w:ascii="Times New Roman" w:hAnsi="Times New Roman" w:cs="Times New Roman" w:eastAsia="Times New Roman"/>
-          <w:b w:val="0"/>
-          <w:i w:val="0"/>
-          <w:sz w:val="28"/>
-        </w:rPr>
-        <w:t>CREATE FUNCTION</w:t>
-      </w:r>
-    </w:p>
-    <w:p>
-      <w:pPr>
-        <w:spacing w:line="240" w:lineRule="auto" w:before="0" w:after="0"/>
-        <w:ind w:firstLine="0" w:left="0"/>
-        <w:jc w:val="left"/>
-      </w:pPr>
-      <w:r>
-        <w:rPr>
-          <w:rFonts w:ascii="Times New Roman" w:hAnsi="Times New Roman" w:cs="Times New Roman" w:eastAsia="Times New Roman"/>
-          <w:b w:val="0"/>
-          <w:i w:val="0"/>
-          <w:sz w:val="28"/>
-        </w:rPr>
-        <w:t>CREATE TRIGGER</w:t>
-      </w:r>
-    </w:p>
-    <w:p>
-      <w:pPr>
-        <w:spacing w:line="240" w:lineRule="auto" w:before="0" w:after="0"/>
-        <w:ind w:firstLine="0" w:left="0"/>
-        <w:jc w:val="left"/>
-      </w:pPr>
-      <w:r>
-        <w:rPr>
-          <w:rFonts w:ascii="Times New Roman" w:hAnsi="Times New Roman" w:cs="Times New Roman" w:eastAsia="Times New Roman"/>
-          <w:b w:val="0"/>
-          <w:i w:val="0"/>
-          <w:sz w:val="28"/>
-        </w:rPr>
-        <w:t>CREATE PUBLICATION</w:t>
+        <w:t>Функция при вставке пишет новую строку в sub."Студент", при изменении обновляет ту же строку по ID, при удалении убирает её с узла вместе с издателем.</w:t>
       </w:r>
     </w:p>
     <w:p>
@@ -2272,7 +1552,7 @@
           <w:i w:val="0"/>
           <w:sz w:val="28"/>
         </w:rPr>
-        <w:t>3.2 Блок B. Вставка, изменение и удаление</w:t>
+        <w:t>3.2 Перенос строки</w:t>
       </w:r>
     </w:p>
     <w:p>
@@ -2288,14 +1568,55 @@
           <w:i w:val="0"/>
           <w:sz w:val="28"/>
         </w:rPr>
-        <w:t>Блок выполняется после блока A. Сначала записывается Иванов Иван, затем фамилия меняется на Иванов Пётр. Оба SELECT читают уже новое имя: и у издателя, и на узле. DELETE убирает строку с обеих сторон, счётчик узла становится нулём.</w:t>
+        <w:t>Сначала записан Иванов Иван, факультет 4. Затем имя изменено на Иванов Пётр. На рисунке 1 обе стороны возвращают одну и ту же строку: ID 1, Иванов Пётр, факультет 4. Эти значения сведены в таблице 1.</w:t>
       </w:r>
     </w:p>
     <w:p>
       <w:pPr>
         <w:spacing w:line="240" w:lineRule="auto" w:before="0" w:after="0"/>
         <w:ind w:firstLine="0" w:left="0"/>
-        <w:jc w:val="left"/>
+        <w:jc w:val="center"/>
+      </w:pPr>
+      <w:r>
+        <w:drawing>
+          <wp:inline xmlns:a="http://schemas.openxmlformats.org/drawingml/2006/main" xmlns:pic="http://schemas.openxmlformats.org/drawingml/2006/picture">
+            <wp:extent cx="5580000" cy="1070680"/>
+            <wp:docPr id="1" name="Picture 1"/>
+            <wp:cNvGraphicFramePr>
+              <a:graphicFrameLocks noChangeAspect="1"/>
+            </wp:cNvGraphicFramePr>
+            <a:graphic>
+              <a:graphicData uri="http://schemas.openxmlformats.org/drawingml/2006/picture">
+                <pic:pic>
+                  <pic:nvPicPr>
+                    <pic:cNvPr id="0" name="both.png"/>
+                    <pic:cNvPicPr/>
+                  </pic:nvPicPr>
+                  <pic:blipFill>
+                    <a:blip r:embed="rId13"/>
+                    <a:stretch>
+                      <a:fillRect/>
+                    </a:stretch>
+                  </pic:blipFill>
+                  <pic:spPr>
+                    <a:xfrm>
+                      <a:off x="0" y="0"/>
+                      <a:ext cx="5580000" cy="1070680"/>
+                    </a:xfrm>
+                    <a:prstGeom prst="rect"/>
+                  </pic:spPr>
+                </pic:pic>
+              </a:graphicData>
+            </a:graphic>
+          </wp:inline>
+        </w:drawing>
+      </w:r>
+    </w:p>
+    <w:p>
+      <w:pPr>
+        <w:spacing w:line="360" w:lineRule="auto" w:before="0" w:after="0"/>
+        <w:ind w:firstLine="0" w:left="0"/>
+        <w:jc w:val="center"/>
       </w:pPr>
       <w:r>
         <w:rPr>
@@ -2304,535 +1625,7 @@
           <w:i w:val="0"/>
           <w:sz w:val="28"/>
         </w:rPr>
-        <w:t>INSERT INTO pub."Студент" ("ID", "ФИО", "Факультет")</w:t>
-      </w:r>
-    </w:p>
-    <w:p>
-      <w:pPr>
-        <w:spacing w:line="240" w:lineRule="auto" w:before="0" w:after="0"/>
-        <w:ind w:firstLine="0" w:left="0"/>
-        <w:jc w:val="left"/>
-      </w:pPr>
-      <w:r>
-        <w:rPr>
-          <w:rFonts w:ascii="Times New Roman" w:hAnsi="Times New Roman" w:cs="Times New Roman" w:eastAsia="Times New Roman"/>
-          <w:b w:val="0"/>
-          <w:i w:val="0"/>
-          <w:sz w:val="28"/>
-        </w:rPr>
-        <w:t>VALUES (1, 'Иванов Иван', 4);</w:t>
-      </w:r>
-    </w:p>
-    <w:p>
-      <w:pPr>
-        <w:spacing w:line="240" w:lineRule="auto" w:before="0" w:after="0"/>
-        <w:ind w:firstLine="0" w:left="0"/>
-        <w:jc w:val="left"/>
-      </w:pPr>
-      <w:r>
-        <w:rPr>
-          <w:rFonts w:ascii="Times New Roman" w:hAnsi="Times New Roman" w:cs="Times New Roman" w:eastAsia="Times New Roman"/>
-          <w:b w:val="0"/>
-          <w:i w:val="0"/>
-          <w:sz w:val="28"/>
-        </w:rPr>
-        <w:t xml:space="preserve"> </w:t>
-      </w:r>
-    </w:p>
-    <w:p>
-      <w:pPr>
-        <w:spacing w:line="240" w:lineRule="auto" w:before="0" w:after="0"/>
-        <w:ind w:firstLine="0" w:left="0"/>
-        <w:jc w:val="left"/>
-      </w:pPr>
-      <w:r>
-        <w:rPr>
-          <w:rFonts w:ascii="Times New Roman" w:hAnsi="Times New Roman" w:cs="Times New Roman" w:eastAsia="Times New Roman"/>
-          <w:b w:val="0"/>
-          <w:i w:val="0"/>
-          <w:sz w:val="28"/>
-        </w:rPr>
-        <w:t>UPDATE pub."Студент"</w:t>
-      </w:r>
-    </w:p>
-    <w:p>
-      <w:pPr>
-        <w:spacing w:line="240" w:lineRule="auto" w:before="0" w:after="0"/>
-        <w:ind w:firstLine="0" w:left="0"/>
-        <w:jc w:val="left"/>
-      </w:pPr>
-      <w:r>
-        <w:rPr>
-          <w:rFonts w:ascii="Times New Roman" w:hAnsi="Times New Roman" w:cs="Times New Roman" w:eastAsia="Times New Roman"/>
-          <w:b w:val="0"/>
-          <w:i w:val="0"/>
-          <w:sz w:val="28"/>
-        </w:rPr>
-        <w:t xml:space="preserve">   SET "ФИО" = 'Иванов Пётр'</w:t>
-      </w:r>
-    </w:p>
-    <w:p>
-      <w:pPr>
-        <w:spacing w:line="240" w:lineRule="auto" w:before="0" w:after="0"/>
-        <w:ind w:firstLine="0" w:left="0"/>
-        <w:jc w:val="left"/>
-      </w:pPr>
-      <w:r>
-        <w:rPr>
-          <w:rFonts w:ascii="Times New Roman" w:hAnsi="Times New Roman" w:cs="Times New Roman" w:eastAsia="Times New Roman"/>
-          <w:b w:val="0"/>
-          <w:i w:val="0"/>
-          <w:sz w:val="28"/>
-        </w:rPr>
-        <w:t xml:space="preserve"> WHERE "ID" = 1;</w:t>
-      </w:r>
-    </w:p>
-    <w:p>
-      <w:pPr>
-        <w:spacing w:line="240" w:lineRule="auto" w:before="0" w:after="0"/>
-        <w:ind w:firstLine="0" w:left="0"/>
-        <w:jc w:val="left"/>
-      </w:pPr>
-      <w:r>
-        <w:rPr>
-          <w:rFonts w:ascii="Times New Roman" w:hAnsi="Times New Roman" w:cs="Times New Roman" w:eastAsia="Times New Roman"/>
-          <w:b w:val="0"/>
-          <w:i w:val="0"/>
-          <w:sz w:val="28"/>
-        </w:rPr>
-        <w:t xml:space="preserve"> </w:t>
-      </w:r>
-    </w:p>
-    <w:p>
-      <w:pPr>
-        <w:spacing w:line="240" w:lineRule="auto" w:before="0" w:after="0"/>
-        <w:ind w:firstLine="0" w:left="0"/>
-        <w:jc w:val="left"/>
-      </w:pPr>
-      <w:r>
-        <w:rPr>
-          <w:rFonts w:ascii="Times New Roman" w:hAnsi="Times New Roman" w:cs="Times New Roman" w:eastAsia="Times New Roman"/>
-          <w:b w:val="0"/>
-          <w:i w:val="0"/>
-          <w:sz w:val="28"/>
-        </w:rPr>
-        <w:t>SELECT 'издатель' AS узел, "ID", "ФИО", "Факультет" FROM pub."Студент";</w:t>
-      </w:r>
-    </w:p>
-    <w:p>
-      <w:pPr>
-        <w:spacing w:line="240" w:lineRule="auto" w:before="0" w:after="0"/>
-        <w:ind w:firstLine="0" w:left="0"/>
-        <w:jc w:val="left"/>
-      </w:pPr>
-      <w:r>
-        <w:rPr>
-          <w:rFonts w:ascii="Times New Roman" w:hAnsi="Times New Roman" w:cs="Times New Roman" w:eastAsia="Times New Roman"/>
-          <w:b w:val="0"/>
-          <w:i w:val="0"/>
-          <w:sz w:val="28"/>
-        </w:rPr>
-        <w:t>SELECT 'узел' AS узел, "ID", "ФИО", "Факультет" FROM sub."Студент";</w:t>
-      </w:r>
-    </w:p>
-    <w:p>
-      <w:pPr>
-        <w:spacing w:line="240" w:lineRule="auto" w:before="0" w:after="0"/>
-        <w:ind w:firstLine="0" w:left="0"/>
-        <w:jc w:val="left"/>
-      </w:pPr>
-      <w:r>
-        <w:rPr>
-          <w:rFonts w:ascii="Times New Roman" w:hAnsi="Times New Roman" w:cs="Times New Roman" w:eastAsia="Times New Roman"/>
-          <w:b w:val="0"/>
-          <w:i w:val="0"/>
-          <w:sz w:val="28"/>
-        </w:rPr>
-        <w:t xml:space="preserve"> </w:t>
-      </w:r>
-    </w:p>
-    <w:p>
-      <w:pPr>
-        <w:spacing w:line="240" w:lineRule="auto" w:before="0" w:after="0"/>
-        <w:ind w:firstLine="0" w:left="0"/>
-        <w:jc w:val="left"/>
-      </w:pPr>
-      <w:r>
-        <w:rPr>
-          <w:rFonts w:ascii="Times New Roman" w:hAnsi="Times New Roman" w:cs="Times New Roman" w:eastAsia="Times New Roman"/>
-          <w:b w:val="0"/>
-          <w:i w:val="0"/>
-          <w:sz w:val="28"/>
-        </w:rPr>
-        <w:t>DELETE FROM pub."Студент" WHERE "ID" = 1;</w:t>
-      </w:r>
-    </w:p>
-    <w:p>
-      <w:pPr>
-        <w:spacing w:line="240" w:lineRule="auto" w:before="0" w:after="0"/>
-        <w:ind w:firstLine="0" w:left="0"/>
-        <w:jc w:val="left"/>
-      </w:pPr>
-      <w:r>
-        <w:rPr>
-          <w:rFonts w:ascii="Times New Roman" w:hAnsi="Times New Roman" w:cs="Times New Roman" w:eastAsia="Times New Roman"/>
-          <w:b w:val="0"/>
-          <w:i w:val="0"/>
-          <w:sz w:val="28"/>
-        </w:rPr>
-        <w:t xml:space="preserve"> </w:t>
-      </w:r>
-    </w:p>
-    <w:p>
-      <w:pPr>
-        <w:spacing w:line="240" w:lineRule="auto" w:before="0" w:after="0"/>
-        <w:ind w:firstLine="0" w:left="0"/>
-        <w:jc w:val="left"/>
-      </w:pPr>
-      <w:r>
-        <w:rPr>
-          <w:rFonts w:ascii="Times New Roman" w:hAnsi="Times New Roman" w:cs="Times New Roman" w:eastAsia="Times New Roman"/>
-          <w:b w:val="0"/>
-          <w:i w:val="0"/>
-          <w:sz w:val="28"/>
-        </w:rPr>
-        <w:t>SELECT count(*) AS строк_на_узле FROM sub."Студент";</w:t>
-      </w:r>
-    </w:p>
-    <w:p>
-      <w:pPr>
-        <w:spacing w:line="360" w:lineRule="auto" w:before="0" w:after="0"/>
-        <w:ind w:firstLine="709" w:left="0"/>
-        <w:jc w:val="both"/>
-      </w:pPr>
-      <w:r>
-        <w:rPr>
-          <w:rFonts w:ascii="Times New Roman" w:hAnsi="Times New Roman" w:cs="Times New Roman" w:eastAsia="Times New Roman"/>
-          <w:b w:val="0"/>
-          <w:i w:val="0"/>
-          <w:sz w:val="28"/>
-        </w:rPr>
-        <w:t>Ответ сервера:</w:t>
-      </w:r>
-    </w:p>
-    <w:p>
-      <w:pPr>
-        <w:spacing w:line="240" w:lineRule="auto" w:before="0" w:after="0"/>
-        <w:ind w:firstLine="0" w:left="0"/>
-        <w:jc w:val="left"/>
-      </w:pPr>
-      <w:r>
-        <w:rPr>
-          <w:rFonts w:ascii="Times New Roman" w:hAnsi="Times New Roman" w:cs="Times New Roman" w:eastAsia="Times New Roman"/>
-          <w:b w:val="0"/>
-          <w:i w:val="0"/>
-          <w:sz w:val="28"/>
-        </w:rPr>
-        <w:t>INSERT 0 1</w:t>
-      </w:r>
-    </w:p>
-    <w:p>
-      <w:pPr>
-        <w:spacing w:line="240" w:lineRule="auto" w:before="0" w:after="0"/>
-        <w:ind w:firstLine="0" w:left="0"/>
-        <w:jc w:val="left"/>
-      </w:pPr>
-      <w:r>
-        <w:rPr>
-          <w:rFonts w:ascii="Times New Roman" w:hAnsi="Times New Roman" w:cs="Times New Roman" w:eastAsia="Times New Roman"/>
-          <w:b w:val="0"/>
-          <w:i w:val="0"/>
-          <w:sz w:val="28"/>
-        </w:rPr>
-        <w:t>UPDATE 1</w:t>
-      </w:r>
-    </w:p>
-    <w:p>
-      <w:pPr>
-        <w:spacing w:line="240" w:lineRule="auto" w:before="0" w:after="0"/>
-        <w:ind w:firstLine="0" w:left="0"/>
-        <w:jc w:val="left"/>
-      </w:pPr>
-      <w:r>
-        <w:rPr>
-          <w:rFonts w:ascii="Times New Roman" w:hAnsi="Times New Roman" w:cs="Times New Roman" w:eastAsia="Times New Roman"/>
-          <w:b w:val="0"/>
-          <w:i w:val="0"/>
-          <w:sz w:val="28"/>
-        </w:rPr>
-        <w:t xml:space="preserve"> </w:t>
-      </w:r>
-    </w:p>
-    <w:p>
-      <w:pPr>
-        <w:spacing w:line="240" w:lineRule="auto" w:before="0" w:after="0"/>
-        <w:ind w:firstLine="0" w:left="0"/>
-        <w:jc w:val="left"/>
-      </w:pPr>
-      <w:r>
-        <w:rPr>
-          <w:rFonts w:ascii="Times New Roman" w:hAnsi="Times New Roman" w:cs="Times New Roman" w:eastAsia="Times New Roman"/>
-          <w:b w:val="0"/>
-          <w:i w:val="0"/>
-          <w:sz w:val="28"/>
-        </w:rPr>
-        <w:t xml:space="preserve">   узел   | ID |     ФИО     | Факультет</w:t>
-      </w:r>
-    </w:p>
-    <w:p>
-      <w:pPr>
-        <w:spacing w:line="240" w:lineRule="auto" w:before="0" w:after="0"/>
-        <w:ind w:firstLine="0" w:left="0"/>
-        <w:jc w:val="left"/>
-      </w:pPr>
-      <w:r>
-        <w:rPr>
-          <w:rFonts w:ascii="Times New Roman" w:hAnsi="Times New Roman" w:cs="Times New Roman" w:eastAsia="Times New Roman"/>
-          <w:b w:val="0"/>
-          <w:i w:val="0"/>
-          <w:sz w:val="28"/>
-        </w:rPr>
-        <w:t>----------+----+-------------+-----------</w:t>
-      </w:r>
-    </w:p>
-    <w:p>
-      <w:pPr>
-        <w:spacing w:line="240" w:lineRule="auto" w:before="0" w:after="0"/>
-        <w:ind w:firstLine="0" w:left="0"/>
-        <w:jc w:val="left"/>
-      </w:pPr>
-      <w:r>
-        <w:rPr>
-          <w:rFonts w:ascii="Times New Roman" w:hAnsi="Times New Roman" w:cs="Times New Roman" w:eastAsia="Times New Roman"/>
-          <w:b w:val="0"/>
-          <w:i w:val="0"/>
-          <w:sz w:val="28"/>
-        </w:rPr>
-        <w:t xml:space="preserve"> издатель |  1 | Иванов Пётр |         4</w:t>
-      </w:r>
-    </w:p>
-    <w:p>
-      <w:pPr>
-        <w:spacing w:line="240" w:lineRule="auto" w:before="0" w:after="0"/>
-        <w:ind w:firstLine="0" w:left="0"/>
-        <w:jc w:val="left"/>
-      </w:pPr>
-      <w:r>
-        <w:rPr>
-          <w:rFonts w:ascii="Times New Roman" w:hAnsi="Times New Roman" w:cs="Times New Roman" w:eastAsia="Times New Roman"/>
-          <w:b w:val="0"/>
-          <w:i w:val="0"/>
-          <w:sz w:val="28"/>
-        </w:rPr>
-        <w:t>(1 строка)</w:t>
-      </w:r>
-    </w:p>
-    <w:p>
-      <w:pPr>
-        <w:spacing w:line="240" w:lineRule="auto" w:before="0" w:after="0"/>
-        <w:ind w:firstLine="0" w:left="0"/>
-        <w:jc w:val="left"/>
-      </w:pPr>
-      <w:r>
-        <w:rPr>
-          <w:rFonts w:ascii="Times New Roman" w:hAnsi="Times New Roman" w:cs="Times New Roman" w:eastAsia="Times New Roman"/>
-          <w:b w:val="0"/>
-          <w:i w:val="0"/>
-          <w:sz w:val="28"/>
-        </w:rPr>
-        <w:t xml:space="preserve"> </w:t>
-      </w:r>
-    </w:p>
-    <w:p>
-      <w:pPr>
-        <w:spacing w:line="240" w:lineRule="auto" w:before="0" w:after="0"/>
-        <w:ind w:firstLine="0" w:left="0"/>
-        <w:jc w:val="left"/>
-      </w:pPr>
-      <w:r>
-        <w:rPr>
-          <w:rFonts w:ascii="Times New Roman" w:hAnsi="Times New Roman" w:cs="Times New Roman" w:eastAsia="Times New Roman"/>
-          <w:b w:val="0"/>
-          <w:i w:val="0"/>
-          <w:sz w:val="28"/>
-        </w:rPr>
-        <w:t xml:space="preserve"> узел | ID |     ФИО     | Факультет</w:t>
-      </w:r>
-    </w:p>
-    <w:p>
-      <w:pPr>
-        <w:spacing w:line="240" w:lineRule="auto" w:before="0" w:after="0"/>
-        <w:ind w:firstLine="0" w:left="0"/>
-        <w:jc w:val="left"/>
-      </w:pPr>
-      <w:r>
-        <w:rPr>
-          <w:rFonts w:ascii="Times New Roman" w:hAnsi="Times New Roman" w:cs="Times New Roman" w:eastAsia="Times New Roman"/>
-          <w:b w:val="0"/>
-          <w:i w:val="0"/>
-          <w:sz w:val="28"/>
-        </w:rPr>
-        <w:t>------+----+-------------+-----------</w:t>
-      </w:r>
-    </w:p>
-    <w:p>
-      <w:pPr>
-        <w:spacing w:line="240" w:lineRule="auto" w:before="0" w:after="0"/>
-        <w:ind w:firstLine="0" w:left="0"/>
-        <w:jc w:val="left"/>
-      </w:pPr>
-      <w:r>
-        <w:rPr>
-          <w:rFonts w:ascii="Times New Roman" w:hAnsi="Times New Roman" w:cs="Times New Roman" w:eastAsia="Times New Roman"/>
-          <w:b w:val="0"/>
-          <w:i w:val="0"/>
-          <w:sz w:val="28"/>
-        </w:rPr>
-        <w:t xml:space="preserve"> узел |  1 | Иванов Пётр |         4</w:t>
-      </w:r>
-    </w:p>
-    <w:p>
-      <w:pPr>
-        <w:spacing w:line="240" w:lineRule="auto" w:before="0" w:after="0"/>
-        <w:ind w:firstLine="0" w:left="0"/>
-        <w:jc w:val="left"/>
-      </w:pPr>
-      <w:r>
-        <w:rPr>
-          <w:rFonts w:ascii="Times New Roman" w:hAnsi="Times New Roman" w:cs="Times New Roman" w:eastAsia="Times New Roman"/>
-          <w:b w:val="0"/>
-          <w:i w:val="0"/>
-          <w:sz w:val="28"/>
-        </w:rPr>
-        <w:t>(1 строка)</w:t>
-      </w:r>
-    </w:p>
-    <w:p>
-      <w:pPr>
-        <w:spacing w:line="240" w:lineRule="auto" w:before="0" w:after="0"/>
-        <w:ind w:firstLine="0" w:left="0"/>
-        <w:jc w:val="left"/>
-      </w:pPr>
-      <w:r>
-        <w:rPr>
-          <w:rFonts w:ascii="Times New Roman" w:hAnsi="Times New Roman" w:cs="Times New Roman" w:eastAsia="Times New Roman"/>
-          <w:b w:val="0"/>
-          <w:i w:val="0"/>
-          <w:sz w:val="28"/>
-        </w:rPr>
-        <w:t xml:space="preserve"> </w:t>
-      </w:r>
-    </w:p>
-    <w:p>
-      <w:pPr>
-        <w:spacing w:line="240" w:lineRule="auto" w:before="0" w:after="0"/>
-        <w:ind w:firstLine="0" w:left="0"/>
-        <w:jc w:val="left"/>
-      </w:pPr>
-      <w:r>
-        <w:rPr>
-          <w:rFonts w:ascii="Times New Roman" w:hAnsi="Times New Roman" w:cs="Times New Roman" w:eastAsia="Times New Roman"/>
-          <w:b w:val="0"/>
-          <w:i w:val="0"/>
-          <w:sz w:val="28"/>
-        </w:rPr>
-        <w:t>DELETE 1</w:t>
-      </w:r>
-    </w:p>
-    <w:p>
-      <w:pPr>
-        <w:spacing w:line="240" w:lineRule="auto" w:before="0" w:after="0"/>
-        <w:ind w:firstLine="0" w:left="0"/>
-        <w:jc w:val="left"/>
-      </w:pPr>
-      <w:r>
-        <w:rPr>
-          <w:rFonts w:ascii="Times New Roman" w:hAnsi="Times New Roman" w:cs="Times New Roman" w:eastAsia="Times New Roman"/>
-          <w:b w:val="0"/>
-          <w:i w:val="0"/>
-          <w:sz w:val="28"/>
-        </w:rPr>
-        <w:t xml:space="preserve"> </w:t>
-      </w:r>
-    </w:p>
-    <w:p>
-      <w:pPr>
-        <w:spacing w:line="240" w:lineRule="auto" w:before="0" w:after="0"/>
-        <w:ind w:firstLine="0" w:left="0"/>
-        <w:jc w:val="left"/>
-      </w:pPr>
-      <w:r>
-        <w:rPr>
-          <w:rFonts w:ascii="Times New Roman" w:hAnsi="Times New Roman" w:cs="Times New Roman" w:eastAsia="Times New Roman"/>
-          <w:b w:val="0"/>
-          <w:i w:val="0"/>
-          <w:sz w:val="28"/>
-        </w:rPr>
-        <w:t xml:space="preserve"> строк_на_узле</w:t>
-      </w:r>
-    </w:p>
-    <w:p>
-      <w:pPr>
-        <w:spacing w:line="240" w:lineRule="auto" w:before="0" w:after="0"/>
-        <w:ind w:firstLine="0" w:left="0"/>
-        <w:jc w:val="left"/>
-      </w:pPr>
-      <w:r>
-        <w:rPr>
-          <w:rFonts w:ascii="Times New Roman" w:hAnsi="Times New Roman" w:cs="Times New Roman" w:eastAsia="Times New Roman"/>
-          <w:b w:val="0"/>
-          <w:i w:val="0"/>
-          <w:sz w:val="28"/>
-        </w:rPr>
-        <w:t>---------------</w:t>
-      </w:r>
-    </w:p>
-    <w:p>
-      <w:pPr>
-        <w:spacing w:line="240" w:lineRule="auto" w:before="0" w:after="0"/>
-        <w:ind w:firstLine="0" w:left="0"/>
-        <w:jc w:val="left"/>
-      </w:pPr>
-      <w:r>
-        <w:rPr>
-          <w:rFonts w:ascii="Times New Roman" w:hAnsi="Times New Roman" w:cs="Times New Roman" w:eastAsia="Times New Roman"/>
-          <w:b w:val="0"/>
-          <w:i w:val="0"/>
-          <w:sz w:val="28"/>
-        </w:rPr>
-        <w:t xml:space="preserve">             0</w:t>
-      </w:r>
-    </w:p>
-    <w:p>
-      <w:pPr>
-        <w:spacing w:line="240" w:lineRule="auto" w:before="0" w:after="0"/>
-        <w:ind w:firstLine="0" w:left="0"/>
-        <w:jc w:val="left"/>
-      </w:pPr>
-      <w:r>
-        <w:rPr>
-          <w:rFonts w:ascii="Times New Roman" w:hAnsi="Times New Roman" w:cs="Times New Roman" w:eastAsia="Times New Roman"/>
-          <w:b w:val="0"/>
-          <w:i w:val="0"/>
-          <w:sz w:val="28"/>
-        </w:rPr>
-        <w:t>(1 строка)</w:t>
-      </w:r>
-    </w:p>
-    <w:p>
-      <w:pPr>
-        <w:spacing w:line="360" w:lineRule="auto" w:before="0" w:after="0"/>
-        <w:ind w:firstLine="709" w:left="0"/>
-        <w:jc w:val="both"/>
-      </w:pPr>
-      <w:r>
-        <w:rPr>
-          <w:rFonts w:ascii="Times New Roman" w:hAnsi="Times New Roman" w:cs="Times New Roman" w:eastAsia="Times New Roman"/>
-          <w:b w:val="0"/>
-          <w:i w:val="0"/>
-          <w:sz w:val="28"/>
-        </w:rPr>
-        <w:t>Строка после UPDATE и до DELETE сведена в таблице 1: на обеих сторонах студент 1, Иванов Пётр, факультет 4.</w:t>
+        <w:t>Рисунок 1 — строка после изменения на издателе и на узле</w:t>
       </w:r>
     </w:p>
     <w:p>
@@ -3134,6 +1927,79 @@
       <w:pPr>
         <w:spacing w:line="360" w:lineRule="auto" w:before="0" w:after="0"/>
         <w:ind w:firstLine="709" w:left="0"/>
+        <w:jc w:val="both"/>
+      </w:pPr>
+      <w:r>
+        <w:rPr>
+          <w:rFonts w:ascii="Times New Roman" w:hAnsi="Times New Roman" w:cs="Times New Roman" w:eastAsia="Times New Roman"/>
+          <w:b w:val="0"/>
+          <w:i w:val="0"/>
+          <w:sz w:val="28"/>
+        </w:rPr>
+        <w:t>DELETE по ID 1 убирает строку с обеих сторон. На рисунке 2 счётчик узла равен 0.</w:t>
+      </w:r>
+    </w:p>
+    <w:p>
+      <w:pPr>
+        <w:spacing w:line="240" w:lineRule="auto" w:before="0" w:after="0"/>
+        <w:ind w:firstLine="0" w:left="0"/>
+        <w:jc w:val="center"/>
+      </w:pPr>
+      <w:r>
+        <w:drawing>
+          <wp:inline xmlns:a="http://schemas.openxmlformats.org/drawingml/2006/main" xmlns:pic="http://schemas.openxmlformats.org/drawingml/2006/picture">
+            <wp:extent cx="5580000" cy="719452"/>
+            <wp:docPr id="2" name="Picture 2"/>
+            <wp:cNvGraphicFramePr>
+              <a:graphicFrameLocks noChangeAspect="1"/>
+            </wp:cNvGraphicFramePr>
+            <a:graphic>
+              <a:graphicData uri="http://schemas.openxmlformats.org/drawingml/2006/picture">
+                <pic:pic>
+                  <pic:nvPicPr>
+                    <pic:cNvPr id="0" name="zero.png"/>
+                    <pic:cNvPicPr/>
+                  </pic:nvPicPr>
+                  <pic:blipFill>
+                    <a:blip r:embed="rId14"/>
+                    <a:stretch>
+                      <a:fillRect/>
+                    </a:stretch>
+                  </pic:blipFill>
+                  <pic:spPr>
+                    <a:xfrm>
+                      <a:off x="0" y="0"/>
+                      <a:ext cx="5580000" cy="719452"/>
+                    </a:xfrm>
+                    <a:prstGeom prst="rect"/>
+                  </pic:spPr>
+                </pic:pic>
+              </a:graphicData>
+            </a:graphic>
+          </wp:inline>
+        </w:drawing>
+      </w:r>
+    </w:p>
+    <w:p>
+      <w:pPr>
+        <w:spacing w:line="360" w:lineRule="auto" w:before="0" w:after="0"/>
+        <w:ind w:firstLine="0" w:left="0"/>
+        <w:jc w:val="center"/>
+      </w:pPr>
+      <w:r>
+        <w:rPr>
+          <w:rFonts w:ascii="Times New Roman" w:hAnsi="Times New Roman" w:cs="Times New Roman" w:eastAsia="Times New Roman"/>
+          <w:b w:val="0"/>
+          <w:i w:val="0"/>
+          <w:sz w:val="28"/>
+        </w:rPr>
+        <w:t>Рисунок 2 — узел после удаления строки</w:t>
+      </w:r>
+    </w:p>
+    <w:p>
+      <w:pPr>
+        <w:spacing w:line="360" w:lineRule="auto" w:before="0" w:after="0"/>
+        <w:ind w:firstLine="709" w:left="0"/>
         <w:jc w:val="left"/>
       </w:pPr>
       <w:r>
@@ -3143,7 +2009,7 @@
           <w:i w:val="0"/>
           <w:sz w:val="28"/>
         </w:rPr>
-        <w:t>3.3 Блок C. Что сервер отклонил</w:t>
+        <w:t>3.3 Что сервер отклонил</w:t>
       </w:r>
     </w:p>
     <w:p>
@@ -3159,7 +2025,7 @@
           <w:i w:val="0"/>
           <w:sz w:val="28"/>
         </w:rPr>
-        <w:t>Первая вставка проходит и снова создаёт студента 1. Вторая вставка с тем же ID не проходит: первичный ключ уже занят. Строка Петрова не появляется ни у издателя, ни на узле.</w:t>
+        <w:t>Первая вставка студента 1 снова проходит. Вторая, с тем же ID и именем Петров Пётр, не проходит. Строка Петрова не появляется ни у издателя, ни на узле. Ответ сервера на рисунке 3:</w:t>
       </w:r>
     </w:p>
     <w:p>
@@ -3175,7 +2041,7 @@
           <w:i w:val="0"/>
           <w:sz w:val="28"/>
         </w:rPr>
-        <w:t>INSERT INTO pub."Студент" ("ID", "ФИО", "Факультет")</w:t>
+        <w:t>ERROR:  duplicate key value violates unique constraint "Студент_pkey"</w:t>
       </w:r>
     </w:p>
     <w:p>
@@ -3191,7 +2057,80 @@
           <w:i w:val="0"/>
           <w:sz w:val="28"/>
         </w:rPr>
-        <w:t>VALUES (1, 'Иванов Иван', 4);</w:t>
+        <w:t>ПОДРОБНОСТИ:  Key ("ID")=(1) already exists.</w:t>
+      </w:r>
+    </w:p>
+    <w:p>
+      <w:pPr>
+        <w:spacing w:line="240" w:lineRule="auto" w:before="0" w:after="0"/>
+        <w:ind w:firstLine="0" w:left="0"/>
+        <w:jc w:val="center"/>
+      </w:pPr>
+      <w:r>
+        <w:drawing>
+          <wp:inline xmlns:a="http://schemas.openxmlformats.org/drawingml/2006/main" xmlns:pic="http://schemas.openxmlformats.org/drawingml/2006/picture">
+            <wp:extent cx="5580000" cy="849746"/>
+            <wp:docPr id="3" name="Picture 3"/>
+            <wp:cNvGraphicFramePr>
+              <a:graphicFrameLocks noChangeAspect="1"/>
+            </wp:cNvGraphicFramePr>
+            <a:graphic>
+              <a:graphicData uri="http://schemas.openxmlformats.org/drawingml/2006/picture">
+                <pic:pic>
+                  <pic:nvPicPr>
+                    <pic:cNvPr id="0" name="dup.png"/>
+                    <pic:cNvPicPr/>
+                  </pic:nvPicPr>
+                  <pic:blipFill>
+                    <a:blip r:embed="rId15"/>
+                    <a:stretch>
+                      <a:fillRect/>
+                    </a:stretch>
+                  </pic:blipFill>
+                  <pic:spPr>
+                    <a:xfrm>
+                      <a:off x="0" y="0"/>
+                      <a:ext cx="5580000" cy="849746"/>
+                    </a:xfrm>
+                    <a:prstGeom prst="rect"/>
+                  </pic:spPr>
+                </pic:pic>
+              </a:graphicData>
+            </a:graphic>
+          </wp:inline>
+        </w:drawing>
+      </w:r>
+    </w:p>
+    <w:p>
+      <w:pPr>
+        <w:spacing w:line="360" w:lineRule="auto" w:before="0" w:after="0"/>
+        <w:ind w:firstLine="0" w:left="0"/>
+        <w:jc w:val="center"/>
+      </w:pPr>
+      <w:r>
+        <w:rPr>
+          <w:rFonts w:ascii="Times New Roman" w:hAnsi="Times New Roman" w:cs="Times New Roman" w:eastAsia="Times New Roman"/>
+          <w:b w:val="0"/>
+          <w:i w:val="0"/>
+          <w:sz w:val="28"/>
+        </w:rPr>
+        <w:t>Рисунок 3 — отказ повторной вставки с тем же ID</w:t>
+      </w:r>
+    </w:p>
+    <w:p>
+      <w:pPr>
+        <w:spacing w:line="360" w:lineRule="auto" w:before="0" w:after="0"/>
+        <w:ind w:firstLine="709" w:left="0"/>
+        <w:jc w:val="both"/>
+      </w:pPr>
+      <w:r>
+        <w:rPr>
+          <w:rFonts w:ascii="Times New Roman" w:hAnsi="Times New Roman" w:cs="Times New Roman" w:eastAsia="Times New Roman"/>
+          <w:b w:val="0"/>
+          <w:i w:val="0"/>
+          <w:sz w:val="28"/>
+        </w:rPr>
+        <w:t>Повторное создание публикации pub_vuz сервер тоже отклоняет. Ответ на рисунке 4:</w:t>
       </w:r>
     </w:p>
     <w:p>
@@ -3207,39 +2146,80 @@
           <w:i w:val="0"/>
           <w:sz w:val="28"/>
         </w:rPr>
-        <w:t xml:space="preserve"> </w:t>
+        <w:t>ERROR:  publication "pub_vuz" already exists</w:t>
       </w:r>
     </w:p>
     <w:p>
       <w:pPr>
         <w:spacing w:line="240" w:lineRule="auto" w:before="0" w:after="0"/>
         <w:ind w:firstLine="0" w:left="0"/>
+        <w:jc w:val="center"/>
+      </w:pPr>
+      <w:r>
+        <w:drawing>
+          <wp:inline xmlns:a="http://schemas.openxmlformats.org/drawingml/2006/main" xmlns:pic="http://schemas.openxmlformats.org/drawingml/2006/picture">
+            <wp:extent cx="5580000" cy="651472"/>
+            <wp:docPr id="4" name="Picture 4"/>
+            <wp:cNvGraphicFramePr>
+              <a:graphicFrameLocks noChangeAspect="1"/>
+            </wp:cNvGraphicFramePr>
+            <a:graphic>
+              <a:graphicData uri="http://schemas.openxmlformats.org/drawingml/2006/picture">
+                <pic:pic>
+                  <pic:nvPicPr>
+                    <pic:cNvPr id="0" name="pub.png"/>
+                    <pic:cNvPicPr/>
+                  </pic:nvPicPr>
+                  <pic:blipFill>
+                    <a:blip r:embed="rId16"/>
+                    <a:stretch>
+                      <a:fillRect/>
+                    </a:stretch>
+                  </pic:blipFill>
+                  <pic:spPr>
+                    <a:xfrm>
+                      <a:off x="0" y="0"/>
+                      <a:ext cx="5580000" cy="651472"/>
+                    </a:xfrm>
+                    <a:prstGeom prst="rect"/>
+                  </pic:spPr>
+                </pic:pic>
+              </a:graphicData>
+            </a:graphic>
+          </wp:inline>
+        </w:drawing>
+      </w:r>
+    </w:p>
+    <w:p>
+      <w:pPr>
+        <w:spacing w:line="360" w:lineRule="auto" w:before="0" w:after="0"/>
+        <w:ind w:firstLine="0" w:left="0"/>
+        <w:jc w:val="center"/>
+      </w:pPr>
+      <w:r>
+        <w:rPr>
+          <w:rFonts w:ascii="Times New Roman" w:hAnsi="Times New Roman" w:cs="Times New Roman" w:eastAsia="Times New Roman"/>
+          <w:b w:val="0"/>
+          <w:i w:val="0"/>
+          <w:sz w:val="28"/>
+        </w:rPr>
+        <w:t>Рисунок 4 — отказ повторного создания публикации</w:t>
+      </w:r>
+    </w:p>
+    <w:p>
+      <w:pPr>
+        <w:spacing w:line="360" w:lineRule="auto" w:before="0" w:after="0"/>
+        <w:ind w:firstLine="709" w:left="0"/>
         <w:jc w:val="left"/>
       </w:pPr>
       <w:r>
         <w:rPr>
           <w:rFonts w:ascii="Times New Roman" w:hAnsi="Times New Roman" w:cs="Times New Roman" w:eastAsia="Times New Roman"/>
-          <w:b w:val="0"/>
-          <w:i w:val="0"/>
-          <w:sz w:val="28"/>
-        </w:rPr>
-        <w:t>INSERT INTO pub."Студент" ("ID", "ФИО", "Факультет")</w:t>
-      </w:r>
-    </w:p>
-    <w:p>
-      <w:pPr>
-        <w:spacing w:line="240" w:lineRule="auto" w:before="0" w:after="0"/>
-        <w:ind w:firstLine="0" w:left="0"/>
-        <w:jc w:val="left"/>
-      </w:pPr>
-      <w:r>
-        <w:rPr>
-          <w:rFonts w:ascii="Times New Roman" w:hAnsi="Times New Roman" w:cs="Times New Roman" w:eastAsia="Times New Roman"/>
-          <w:b w:val="0"/>
-          <w:i w:val="0"/>
-          <w:sz w:val="28"/>
-        </w:rPr>
-        <w:t>VALUES (1, 'Петров Пётр', 4);</w:t>
+          <w:b/>
+          <w:i w:val="0"/>
+          <w:sz w:val="28"/>
+        </w:rPr>
+        <w:t>3.4 Изменение схемы</w:t>
       </w:r>
     </w:p>
     <w:p>
@@ -3255,14 +2235,55 @@
           <w:i w:val="0"/>
           <w:sz w:val="28"/>
         </w:rPr>
-        <w:t>Ответ сервера:</w:t>
+        <w:t>После вставки, которая прошла, у издателя добавляется столбец «Группа» и в него пишется 4321. На рисунке 5 у издателя четыре столбца, студент 1 — Иванов Иван. Триггер копирует только ID, ФИО и Факультет, поэтому на узле столбец не появляется. На рисунке 6 список столбцов узла состоит из трёх позиций.</w:t>
       </w:r>
     </w:p>
     <w:p>
       <w:pPr>
         <w:spacing w:line="240" w:lineRule="auto" w:before="0" w:after="0"/>
         <w:ind w:firstLine="0" w:left="0"/>
-        <w:jc w:val="left"/>
+        <w:jc w:val="center"/>
+      </w:pPr>
+      <w:r>
+        <w:drawing>
+          <wp:inline xmlns:a="http://schemas.openxmlformats.org/drawingml/2006/main" xmlns:pic="http://schemas.openxmlformats.org/drawingml/2006/picture">
+            <wp:extent cx="5580000" cy="719452"/>
+            <wp:docPr id="5" name="Picture 5"/>
+            <wp:cNvGraphicFramePr>
+              <a:graphicFrameLocks noChangeAspect="1"/>
+            </wp:cNvGraphicFramePr>
+            <a:graphic>
+              <a:graphicData uri="http://schemas.openxmlformats.org/drawingml/2006/picture">
+                <pic:pic>
+                  <pic:nvPicPr>
+                    <pic:cNvPr id="0" name="group.png"/>
+                    <pic:cNvPicPr/>
+                  </pic:nvPicPr>
+                  <pic:blipFill>
+                    <a:blip r:embed="rId17"/>
+                    <a:stretch>
+                      <a:fillRect/>
+                    </a:stretch>
+                  </pic:blipFill>
+                  <pic:spPr>
+                    <a:xfrm>
+                      <a:off x="0" y="0"/>
+                      <a:ext cx="5580000" cy="719452"/>
+                    </a:xfrm>
+                    <a:prstGeom prst="rect"/>
+                  </pic:spPr>
+                </pic:pic>
+              </a:graphicData>
+            </a:graphic>
+          </wp:inline>
+        </w:drawing>
+      </w:r>
+    </w:p>
+    <w:p>
+      <w:pPr>
+        <w:spacing w:line="360" w:lineRule="auto" w:before="0" w:after="0"/>
+        <w:ind w:firstLine="0" w:left="0"/>
+        <w:jc w:val="center"/>
       </w:pPr>
       <w:r>
         <w:rPr>
@@ -3271,14 +2292,55 @@
           <w:i w:val="0"/>
           <w:sz w:val="28"/>
         </w:rPr>
-        <w:t>INSERT 0 1</w:t>
+        <w:t>Рисунок 5 — столбец «Группа» у издателя</w:t>
       </w:r>
     </w:p>
     <w:p>
       <w:pPr>
         <w:spacing w:line="240" w:lineRule="auto" w:before="0" w:after="0"/>
         <w:ind w:firstLine="0" w:left="0"/>
-        <w:jc w:val="left"/>
+        <w:jc w:val="center"/>
+      </w:pPr>
+      <w:r>
+        <w:drawing>
+          <wp:inline xmlns:a="http://schemas.openxmlformats.org/drawingml/2006/main" xmlns:pic="http://schemas.openxmlformats.org/drawingml/2006/picture">
+            <wp:extent cx="5580000" cy="1325604"/>
+            <wp:docPr id="6" name="Picture 6"/>
+            <wp:cNvGraphicFramePr>
+              <a:graphicFrameLocks noChangeAspect="1"/>
+            </wp:cNvGraphicFramePr>
+            <a:graphic>
+              <a:graphicData uri="http://schemas.openxmlformats.org/drawingml/2006/picture">
+                <pic:pic>
+                  <pic:nvPicPr>
+                    <pic:cNvPr id="0" name="cols.png"/>
+                    <pic:cNvPicPr/>
+                  </pic:nvPicPr>
+                  <pic:blipFill>
+                    <a:blip r:embed="rId18"/>
+                    <a:stretch>
+                      <a:fillRect/>
+                    </a:stretch>
+                  </pic:blipFill>
+                  <pic:spPr>
+                    <a:xfrm>
+                      <a:off x="0" y="0"/>
+                      <a:ext cx="5580000" cy="1325604"/>
+                    </a:xfrm>
+                    <a:prstGeom prst="rect"/>
+                  </pic:spPr>
+                </pic:pic>
+              </a:graphicData>
+            </a:graphic>
+          </wp:inline>
+        </w:drawing>
+      </w:r>
+    </w:p>
+    <w:p>
+      <w:pPr>
+        <w:spacing w:line="360" w:lineRule="auto" w:before="0" w:after="0"/>
+        <w:ind w:firstLine="0" w:left="0"/>
+        <w:jc w:val="center"/>
       </w:pPr>
       <w:r>
         <w:rPr>
@@ -3287,551 +2349,7 @@
           <w:i w:val="0"/>
           <w:sz w:val="28"/>
         </w:rPr>
-        <w:t>ERROR:  duplicate key value violates unique constraint "Студент_pkey"</w:t>
-      </w:r>
-    </w:p>
-    <w:p>
-      <w:pPr>
-        <w:spacing w:line="240" w:lineRule="auto" w:before="0" w:after="0"/>
-        <w:ind w:firstLine="0" w:left="0"/>
-        <w:jc w:val="left"/>
-      </w:pPr>
-      <w:r>
-        <w:rPr>
-          <w:rFonts w:ascii="Times New Roman" w:hAnsi="Times New Roman" w:cs="Times New Roman" w:eastAsia="Times New Roman"/>
-          <w:b w:val="0"/>
-          <w:i w:val="0"/>
-          <w:sz w:val="28"/>
-        </w:rPr>
-        <w:t>ПОДРОБНОСТИ:  Key ("ID")=(1) already exists.</w:t>
-      </w:r>
-    </w:p>
-    <w:p>
-      <w:pPr>
-        <w:spacing w:line="360" w:lineRule="auto" w:before="0" w:after="0"/>
-        <w:ind w:firstLine="709" w:left="0"/>
-        <w:jc w:val="both"/>
-      </w:pPr>
-      <w:r>
-        <w:rPr>
-          <w:rFonts w:ascii="Times New Roman" w:hAnsi="Times New Roman" w:cs="Times New Roman" w:eastAsia="Times New Roman"/>
-          <w:b w:val="0"/>
-          <w:i w:val="0"/>
-          <w:sz w:val="28"/>
-        </w:rPr>
-        <w:t>Отдельный оператор пытается создать публикацию pub_vuz ещё раз. Объект уже есть после блока A, сервер второй раз его не создаёт.</w:t>
-      </w:r>
-    </w:p>
-    <w:p>
-      <w:pPr>
-        <w:spacing w:line="240" w:lineRule="auto" w:before="0" w:after="0"/>
-        <w:ind w:firstLine="0" w:left="0"/>
-        <w:jc w:val="left"/>
-      </w:pPr>
-      <w:r>
-        <w:rPr>
-          <w:rFonts w:ascii="Times New Roman" w:hAnsi="Times New Roman" w:cs="Times New Roman" w:eastAsia="Times New Roman"/>
-          <w:b w:val="0"/>
-          <w:i w:val="0"/>
-          <w:sz w:val="28"/>
-        </w:rPr>
-        <w:t>CREATE PUBLICATION pub_vuz FOR TABLE pub."Студент";</w:t>
-      </w:r>
-    </w:p>
-    <w:p>
-      <w:pPr>
-        <w:spacing w:line="360" w:lineRule="auto" w:before="0" w:after="0"/>
-        <w:ind w:firstLine="709" w:left="0"/>
-        <w:jc w:val="both"/>
-      </w:pPr>
-      <w:r>
-        <w:rPr>
-          <w:rFonts w:ascii="Times New Roman" w:hAnsi="Times New Roman" w:cs="Times New Roman" w:eastAsia="Times New Roman"/>
-          <w:b w:val="0"/>
-          <w:i w:val="0"/>
-          <w:sz w:val="28"/>
-        </w:rPr>
-        <w:t>Ответ сервера:</w:t>
-      </w:r>
-    </w:p>
-    <w:p>
-      <w:pPr>
-        <w:spacing w:line="240" w:lineRule="auto" w:before="0" w:after="0"/>
-        <w:ind w:firstLine="0" w:left="0"/>
-        <w:jc w:val="left"/>
-      </w:pPr>
-      <w:r>
-        <w:rPr>
-          <w:rFonts w:ascii="Times New Roman" w:hAnsi="Times New Roman" w:cs="Times New Roman" w:eastAsia="Times New Roman"/>
-          <w:b w:val="0"/>
-          <w:i w:val="0"/>
-          <w:sz w:val="28"/>
-        </w:rPr>
-        <w:t>ERROR:  publication "pub_vuz" already exists</w:t>
-      </w:r>
-    </w:p>
-    <w:p>
-      <w:pPr>
-        <w:spacing w:line="360" w:lineRule="auto" w:before="0" w:after="0"/>
-        <w:ind w:firstLine="709" w:left="0"/>
-        <w:jc w:val="left"/>
-      </w:pPr>
-      <w:r>
-        <w:rPr>
-          <w:rFonts w:ascii="Times New Roman" w:hAnsi="Times New Roman" w:cs="Times New Roman" w:eastAsia="Times New Roman"/>
-          <w:b/>
-          <w:i w:val="0"/>
-          <w:sz w:val="28"/>
-        </w:rPr>
-        <w:t>3.4 Изменение схемы</w:t>
-      </w:r>
-    </w:p>
-    <w:p>
-      <w:pPr>
-        <w:spacing w:line="360" w:lineRule="auto" w:before="0" w:after="0"/>
-        <w:ind w:firstLine="709" w:left="0"/>
-        <w:jc w:val="both"/>
-      </w:pPr>
-      <w:r>
-        <w:rPr>
-          <w:rFonts w:ascii="Times New Roman" w:hAnsi="Times New Roman" w:cs="Times New Roman" w:eastAsia="Times New Roman"/>
-          <w:b w:val="0"/>
-          <w:i w:val="0"/>
-          <w:sz w:val="28"/>
-        </w:rPr>
-        <w:t>Блок выполняется после блока C, когда студент 1 уже записан. У издателя появляется столбец «Группа», в него пишется 4321. Узел этот столбец не получает: триггер копирует только ID, ФИО и Факультет. Список столбцов узла остаётся из трёх позиций.</w:t>
-      </w:r>
-    </w:p>
-    <w:p>
-      <w:pPr>
-        <w:spacing w:line="240" w:lineRule="auto" w:before="0" w:after="0"/>
-        <w:ind w:firstLine="0" w:left="0"/>
-        <w:jc w:val="left"/>
-      </w:pPr>
-      <w:r>
-        <w:rPr>
-          <w:rFonts w:ascii="Times New Roman" w:hAnsi="Times New Roman" w:cs="Times New Roman" w:eastAsia="Times New Roman"/>
-          <w:b w:val="0"/>
-          <w:i w:val="0"/>
-          <w:sz w:val="28"/>
-        </w:rPr>
-        <w:t>ALTER TABLE pub."Студент" ADD COLUMN "Группа" varchar(20);</w:t>
-      </w:r>
-    </w:p>
-    <w:p>
-      <w:pPr>
-        <w:spacing w:line="240" w:lineRule="auto" w:before="0" w:after="0"/>
-        <w:ind w:firstLine="0" w:left="0"/>
-        <w:jc w:val="left"/>
-      </w:pPr>
-      <w:r>
-        <w:rPr>
-          <w:rFonts w:ascii="Times New Roman" w:hAnsi="Times New Roman" w:cs="Times New Roman" w:eastAsia="Times New Roman"/>
-          <w:b w:val="0"/>
-          <w:i w:val="0"/>
-          <w:sz w:val="28"/>
-        </w:rPr>
-        <w:t xml:space="preserve"> </w:t>
-      </w:r>
-    </w:p>
-    <w:p>
-      <w:pPr>
-        <w:spacing w:line="240" w:lineRule="auto" w:before="0" w:after="0"/>
-        <w:ind w:firstLine="0" w:left="0"/>
-        <w:jc w:val="left"/>
-      </w:pPr>
-      <w:r>
-        <w:rPr>
-          <w:rFonts w:ascii="Times New Roman" w:hAnsi="Times New Roman" w:cs="Times New Roman" w:eastAsia="Times New Roman"/>
-          <w:b w:val="0"/>
-          <w:i w:val="0"/>
-          <w:sz w:val="28"/>
-        </w:rPr>
-        <w:t>UPDATE pub."Студент"</w:t>
-      </w:r>
-    </w:p>
-    <w:p>
-      <w:pPr>
-        <w:spacing w:line="240" w:lineRule="auto" w:before="0" w:after="0"/>
-        <w:ind w:firstLine="0" w:left="0"/>
-        <w:jc w:val="left"/>
-      </w:pPr>
-      <w:r>
-        <w:rPr>
-          <w:rFonts w:ascii="Times New Roman" w:hAnsi="Times New Roman" w:cs="Times New Roman" w:eastAsia="Times New Roman"/>
-          <w:b w:val="0"/>
-          <w:i w:val="0"/>
-          <w:sz w:val="28"/>
-        </w:rPr>
-        <w:t xml:space="preserve">   SET "Группа" = '4321'</w:t>
-      </w:r>
-    </w:p>
-    <w:p>
-      <w:pPr>
-        <w:spacing w:line="240" w:lineRule="auto" w:before="0" w:after="0"/>
-        <w:ind w:firstLine="0" w:left="0"/>
-        <w:jc w:val="left"/>
-      </w:pPr>
-      <w:r>
-        <w:rPr>
-          <w:rFonts w:ascii="Times New Roman" w:hAnsi="Times New Roman" w:cs="Times New Roman" w:eastAsia="Times New Roman"/>
-          <w:b w:val="0"/>
-          <w:i w:val="0"/>
-          <w:sz w:val="28"/>
-        </w:rPr>
-        <w:t xml:space="preserve"> WHERE "ID" = 1;</w:t>
-      </w:r>
-    </w:p>
-    <w:p>
-      <w:pPr>
-        <w:spacing w:line="240" w:lineRule="auto" w:before="0" w:after="0"/>
-        <w:ind w:firstLine="0" w:left="0"/>
-        <w:jc w:val="left"/>
-      </w:pPr>
-      <w:r>
-        <w:rPr>
-          <w:rFonts w:ascii="Times New Roman" w:hAnsi="Times New Roman" w:cs="Times New Roman" w:eastAsia="Times New Roman"/>
-          <w:b w:val="0"/>
-          <w:i w:val="0"/>
-          <w:sz w:val="28"/>
-        </w:rPr>
-        <w:t xml:space="preserve"> </w:t>
-      </w:r>
-    </w:p>
-    <w:p>
-      <w:pPr>
-        <w:spacing w:line="240" w:lineRule="auto" w:before="0" w:after="0"/>
-        <w:ind w:firstLine="0" w:left="0"/>
-        <w:jc w:val="left"/>
-      </w:pPr>
-      <w:r>
-        <w:rPr>
-          <w:rFonts w:ascii="Times New Roman" w:hAnsi="Times New Roman" w:cs="Times New Roman" w:eastAsia="Times New Roman"/>
-          <w:b w:val="0"/>
-          <w:i w:val="0"/>
-          <w:sz w:val="28"/>
-        </w:rPr>
-        <w:t>SELECT "ID", "ФИО", "Факультет", "Группа" FROM pub."Студент";</w:t>
-      </w:r>
-    </w:p>
-    <w:p>
-      <w:pPr>
-        <w:spacing w:line="240" w:lineRule="auto" w:before="0" w:after="0"/>
-        <w:ind w:firstLine="0" w:left="0"/>
-        <w:jc w:val="left"/>
-      </w:pPr>
-      <w:r>
-        <w:rPr>
-          <w:rFonts w:ascii="Times New Roman" w:hAnsi="Times New Roman" w:cs="Times New Roman" w:eastAsia="Times New Roman"/>
-          <w:b w:val="0"/>
-          <w:i w:val="0"/>
-          <w:sz w:val="28"/>
-        </w:rPr>
-        <w:t xml:space="preserve"> </w:t>
-      </w:r>
-    </w:p>
-    <w:p>
-      <w:pPr>
-        <w:spacing w:line="240" w:lineRule="auto" w:before="0" w:after="0"/>
-        <w:ind w:firstLine="0" w:left="0"/>
-        <w:jc w:val="left"/>
-      </w:pPr>
-      <w:r>
-        <w:rPr>
-          <w:rFonts w:ascii="Times New Roman" w:hAnsi="Times New Roman" w:cs="Times New Roman" w:eastAsia="Times New Roman"/>
-          <w:b w:val="0"/>
-          <w:i w:val="0"/>
-          <w:sz w:val="28"/>
-        </w:rPr>
-        <w:t>SELECT column_name</w:t>
-      </w:r>
-    </w:p>
-    <w:p>
-      <w:pPr>
-        <w:spacing w:line="240" w:lineRule="auto" w:before="0" w:after="0"/>
-        <w:ind w:firstLine="0" w:left="0"/>
-        <w:jc w:val="left"/>
-      </w:pPr>
-      <w:r>
-        <w:rPr>
-          <w:rFonts w:ascii="Times New Roman" w:hAnsi="Times New Roman" w:cs="Times New Roman" w:eastAsia="Times New Roman"/>
-          <w:b w:val="0"/>
-          <w:i w:val="0"/>
-          <w:sz w:val="28"/>
-        </w:rPr>
-        <w:t xml:space="preserve">  FROM information_schema.columns</w:t>
-      </w:r>
-    </w:p>
-    <w:p>
-      <w:pPr>
-        <w:spacing w:line="240" w:lineRule="auto" w:before="0" w:after="0"/>
-        <w:ind w:firstLine="0" w:left="0"/>
-        <w:jc w:val="left"/>
-      </w:pPr>
-      <w:r>
-        <w:rPr>
-          <w:rFonts w:ascii="Times New Roman" w:hAnsi="Times New Roman" w:cs="Times New Roman" w:eastAsia="Times New Roman"/>
-          <w:b w:val="0"/>
-          <w:i w:val="0"/>
-          <w:sz w:val="28"/>
-        </w:rPr>
-        <w:t xml:space="preserve"> WHERE table_schema = 'sub' AND table_name = 'Студент'</w:t>
-      </w:r>
-    </w:p>
-    <w:p>
-      <w:pPr>
-        <w:spacing w:line="240" w:lineRule="auto" w:before="0" w:after="0"/>
-        <w:ind w:firstLine="0" w:left="0"/>
-        <w:jc w:val="left"/>
-      </w:pPr>
-      <w:r>
-        <w:rPr>
-          <w:rFonts w:ascii="Times New Roman" w:hAnsi="Times New Roman" w:cs="Times New Roman" w:eastAsia="Times New Roman"/>
-          <w:b w:val="0"/>
-          <w:i w:val="0"/>
-          <w:sz w:val="28"/>
-        </w:rPr>
-        <w:t xml:space="preserve"> ORDER BY ordinal_position;</w:t>
-      </w:r>
-    </w:p>
-    <w:p>
-      <w:pPr>
-        <w:spacing w:line="360" w:lineRule="auto" w:before="0" w:after="0"/>
-        <w:ind w:firstLine="709" w:left="0"/>
-        <w:jc w:val="both"/>
-      </w:pPr>
-      <w:r>
-        <w:rPr>
-          <w:rFonts w:ascii="Times New Roman" w:hAnsi="Times New Roman" w:cs="Times New Roman" w:eastAsia="Times New Roman"/>
-          <w:b w:val="0"/>
-          <w:i w:val="0"/>
-          <w:sz w:val="28"/>
-        </w:rPr>
-        <w:t>Ответ сервера:</w:t>
-      </w:r>
-    </w:p>
-    <w:p>
-      <w:pPr>
-        <w:spacing w:line="240" w:lineRule="auto" w:before="0" w:after="0"/>
-        <w:ind w:firstLine="0" w:left="0"/>
-        <w:jc w:val="left"/>
-      </w:pPr>
-      <w:r>
-        <w:rPr>
-          <w:rFonts w:ascii="Times New Roman" w:hAnsi="Times New Roman" w:cs="Times New Roman" w:eastAsia="Times New Roman"/>
-          <w:b w:val="0"/>
-          <w:i w:val="0"/>
-          <w:sz w:val="28"/>
-        </w:rPr>
-        <w:t>ALTER TABLE</w:t>
-      </w:r>
-    </w:p>
-    <w:p>
-      <w:pPr>
-        <w:spacing w:line="240" w:lineRule="auto" w:before="0" w:after="0"/>
-        <w:ind w:firstLine="0" w:left="0"/>
-        <w:jc w:val="left"/>
-      </w:pPr>
-      <w:r>
-        <w:rPr>
-          <w:rFonts w:ascii="Times New Roman" w:hAnsi="Times New Roman" w:cs="Times New Roman" w:eastAsia="Times New Roman"/>
-          <w:b w:val="0"/>
-          <w:i w:val="0"/>
-          <w:sz w:val="28"/>
-        </w:rPr>
-        <w:t>UPDATE 1</w:t>
-      </w:r>
-    </w:p>
-    <w:p>
-      <w:pPr>
-        <w:spacing w:line="240" w:lineRule="auto" w:before="0" w:after="0"/>
-        <w:ind w:firstLine="0" w:left="0"/>
-        <w:jc w:val="left"/>
-      </w:pPr>
-      <w:r>
-        <w:rPr>
-          <w:rFonts w:ascii="Times New Roman" w:hAnsi="Times New Roman" w:cs="Times New Roman" w:eastAsia="Times New Roman"/>
-          <w:b w:val="0"/>
-          <w:i w:val="0"/>
-          <w:sz w:val="28"/>
-        </w:rPr>
-        <w:t xml:space="preserve"> </w:t>
-      </w:r>
-    </w:p>
-    <w:p>
-      <w:pPr>
-        <w:spacing w:line="240" w:lineRule="auto" w:before="0" w:after="0"/>
-        <w:ind w:firstLine="0" w:left="0"/>
-        <w:jc w:val="left"/>
-      </w:pPr>
-      <w:r>
-        <w:rPr>
-          <w:rFonts w:ascii="Times New Roman" w:hAnsi="Times New Roman" w:cs="Times New Roman" w:eastAsia="Times New Roman"/>
-          <w:b w:val="0"/>
-          <w:i w:val="0"/>
-          <w:sz w:val="28"/>
-        </w:rPr>
-        <w:t xml:space="preserve"> ID |     ФИО     | Факультет | Группа</w:t>
-      </w:r>
-    </w:p>
-    <w:p>
-      <w:pPr>
-        <w:spacing w:line="240" w:lineRule="auto" w:before="0" w:after="0"/>
-        <w:ind w:firstLine="0" w:left="0"/>
-        <w:jc w:val="left"/>
-      </w:pPr>
-      <w:r>
-        <w:rPr>
-          <w:rFonts w:ascii="Times New Roman" w:hAnsi="Times New Roman" w:cs="Times New Roman" w:eastAsia="Times New Roman"/>
-          <w:b w:val="0"/>
-          <w:i w:val="0"/>
-          <w:sz w:val="28"/>
-        </w:rPr>
-        <w:t>----+-------------+-----------+--------</w:t>
-      </w:r>
-    </w:p>
-    <w:p>
-      <w:pPr>
-        <w:spacing w:line="240" w:lineRule="auto" w:before="0" w:after="0"/>
-        <w:ind w:firstLine="0" w:left="0"/>
-        <w:jc w:val="left"/>
-      </w:pPr>
-      <w:r>
-        <w:rPr>
-          <w:rFonts w:ascii="Times New Roman" w:hAnsi="Times New Roman" w:cs="Times New Roman" w:eastAsia="Times New Roman"/>
-          <w:b w:val="0"/>
-          <w:i w:val="0"/>
-          <w:sz w:val="28"/>
-        </w:rPr>
-        <w:t xml:space="preserve">  1 | Иванов Иван |         4 | 4321</w:t>
-      </w:r>
-    </w:p>
-    <w:p>
-      <w:pPr>
-        <w:spacing w:line="240" w:lineRule="auto" w:before="0" w:after="0"/>
-        <w:ind w:firstLine="0" w:left="0"/>
-        <w:jc w:val="left"/>
-      </w:pPr>
-      <w:r>
-        <w:rPr>
-          <w:rFonts w:ascii="Times New Roman" w:hAnsi="Times New Roman" w:cs="Times New Roman" w:eastAsia="Times New Roman"/>
-          <w:b w:val="0"/>
-          <w:i w:val="0"/>
-          <w:sz w:val="28"/>
-        </w:rPr>
-        <w:t>(1 строка)</w:t>
-      </w:r>
-    </w:p>
-    <w:p>
-      <w:pPr>
-        <w:spacing w:line="240" w:lineRule="auto" w:before="0" w:after="0"/>
-        <w:ind w:firstLine="0" w:left="0"/>
-        <w:jc w:val="left"/>
-      </w:pPr>
-      <w:r>
-        <w:rPr>
-          <w:rFonts w:ascii="Times New Roman" w:hAnsi="Times New Roman" w:cs="Times New Roman" w:eastAsia="Times New Roman"/>
-          <w:b w:val="0"/>
-          <w:i w:val="0"/>
-          <w:sz w:val="28"/>
-        </w:rPr>
-        <w:t xml:space="preserve"> </w:t>
-      </w:r>
-    </w:p>
-    <w:p>
-      <w:pPr>
-        <w:spacing w:line="240" w:lineRule="auto" w:before="0" w:after="0"/>
-        <w:ind w:firstLine="0" w:left="0"/>
-        <w:jc w:val="left"/>
-      </w:pPr>
-      <w:r>
-        <w:rPr>
-          <w:rFonts w:ascii="Times New Roman" w:hAnsi="Times New Roman" w:cs="Times New Roman" w:eastAsia="Times New Roman"/>
-          <w:b w:val="0"/>
-          <w:i w:val="0"/>
-          <w:sz w:val="28"/>
-        </w:rPr>
-        <w:t xml:space="preserve"> column_name</w:t>
-      </w:r>
-    </w:p>
-    <w:p>
-      <w:pPr>
-        <w:spacing w:line="240" w:lineRule="auto" w:before="0" w:after="0"/>
-        <w:ind w:firstLine="0" w:left="0"/>
-        <w:jc w:val="left"/>
-      </w:pPr>
-      <w:r>
-        <w:rPr>
-          <w:rFonts w:ascii="Times New Roman" w:hAnsi="Times New Roman" w:cs="Times New Roman" w:eastAsia="Times New Roman"/>
-          <w:b w:val="0"/>
-          <w:i w:val="0"/>
-          <w:sz w:val="28"/>
-        </w:rPr>
-        <w:t>-------------</w:t>
-      </w:r>
-    </w:p>
-    <w:p>
-      <w:pPr>
-        <w:spacing w:line="240" w:lineRule="auto" w:before="0" w:after="0"/>
-        <w:ind w:firstLine="0" w:left="0"/>
-        <w:jc w:val="left"/>
-      </w:pPr>
-      <w:r>
-        <w:rPr>
-          <w:rFonts w:ascii="Times New Roman" w:hAnsi="Times New Roman" w:cs="Times New Roman" w:eastAsia="Times New Roman"/>
-          <w:b w:val="0"/>
-          <w:i w:val="0"/>
-          <w:sz w:val="28"/>
-        </w:rPr>
-        <w:t xml:space="preserve"> ID</w:t>
-      </w:r>
-    </w:p>
-    <w:p>
-      <w:pPr>
-        <w:spacing w:line="240" w:lineRule="auto" w:before="0" w:after="0"/>
-        <w:ind w:firstLine="0" w:left="0"/>
-        <w:jc w:val="left"/>
-      </w:pPr>
-      <w:r>
-        <w:rPr>
-          <w:rFonts w:ascii="Times New Roman" w:hAnsi="Times New Roman" w:cs="Times New Roman" w:eastAsia="Times New Roman"/>
-          <w:b w:val="0"/>
-          <w:i w:val="0"/>
-          <w:sz w:val="28"/>
-        </w:rPr>
-        <w:t xml:space="preserve"> ФИО</w:t>
-      </w:r>
-    </w:p>
-    <w:p>
-      <w:pPr>
-        <w:spacing w:line="240" w:lineRule="auto" w:before="0" w:after="0"/>
-        <w:ind w:firstLine="0" w:left="0"/>
-        <w:jc w:val="left"/>
-      </w:pPr>
-      <w:r>
-        <w:rPr>
-          <w:rFonts w:ascii="Times New Roman" w:hAnsi="Times New Roman" w:cs="Times New Roman" w:eastAsia="Times New Roman"/>
-          <w:b w:val="0"/>
-          <w:i w:val="0"/>
-          <w:sz w:val="28"/>
-        </w:rPr>
-        <w:t xml:space="preserve"> Факультет</w:t>
-      </w:r>
-    </w:p>
-    <w:p>
-      <w:pPr>
-        <w:spacing w:line="240" w:lineRule="auto" w:before="0" w:after="0"/>
-        <w:ind w:firstLine="0" w:left="0"/>
-        <w:jc w:val="left"/>
-      </w:pPr>
-      <w:r>
-        <w:rPr>
-          <w:rFonts w:ascii="Times New Roman" w:hAnsi="Times New Roman" w:cs="Times New Roman" w:eastAsia="Times New Roman"/>
-          <w:b w:val="0"/>
-          <w:i w:val="0"/>
-          <w:sz w:val="28"/>
-        </w:rPr>
-        <w:t>(3 строки)</w:t>
+        <w:t>Рисунок 6 — столбцы узла после изменения схемы</w:t>
       </w:r>
     </w:p>
     <w:p>
@@ -3864,7 +2382,7 @@
           <w:i w:val="0"/>
           <w:sz w:val="28"/>
         </w:rPr>
-        <w:t>Объекты репликации созданы в одной базе: схемы pub и sub, триггер repl и публикация pub_vuz. Вставка и UPDATE дошли до узла с именем «Иванов Пётр», DELETE обнулил узел. Повтор ID=1 сервер отклонил сообщением duplicate key, повтор публикации — сообщением publication "pub_vuz" already exists. Столбец «Группа» со значением 4321 есть только у издателя, на узле по-прежнему три столбца.</w:t>
+        <w:t>Объекты репликации собраны в одной базе PostgreSQL: триггер repl и публикация pub_vuz. После UPDATE обе стороны вернули «Иванов Пётр», факультет 4. После DELETE счётчик узла стал равен 0. Повтор ID=1 сервер отклонил сообщением duplicate key, повтор публикации — сообщением publication "pub_vuz" already exists. Столбец «Группа» со значением 4321 есть только у издателя. На узле остались ID, ФИО и Факультет.</w:t>
       </w:r>
     </w:p>
     <w:sectPr>

--- a/7_semester/Методы и средства проектирования/ЛР3/ЛР3_Отчет_Буренков_МиСП.docx
+++ b/7_semester/Методы и средства проектирования/ЛР3/ЛР3_Отчет_Буренков_МиСП.docx
@@ -1182,43 +1182,34 @@
     </w:p>
     <w:p>
       <w:pPr>
-        <w:spacing w:line="360" w:lineRule="auto" w:before="0" w:after="0"/>
-        <w:ind w:firstLine="0" w:left="0"/>
+        <w:spacing w:line="360" w:lineRule="auto"/>
         <w:jc w:val="center"/>
       </w:pPr>
       <w:r>
         <w:rPr>
-          <w:rFonts w:ascii="Times New Roman" w:hAnsi="Times New Roman" w:cs="Times New Roman" w:eastAsia="Times New Roman"/>
           <w:b/>
-          <w:i w:val="0"/>
-          <w:sz w:val="28"/>
-        </w:rPr>
+          <w:sz w:val="28"/>
+        </w:rPr>
+        <w:lastRenderedPageBreak/>
         <w:t>СОДЕРЖАНИЕ</w:t>
       </w:r>
     </w:p>
     <w:p>
       <w:pPr>
         <w:tabs>
-          <w:tab w:pos="9355" w:val="right" w:leader="dot"/>
+          <w:tab w:val="right" w:leader="dot" w:pos="9355"/>
         </w:tabs>
-        <w:spacing w:line="360" w:lineRule="auto" w:before="0" w:after="0"/>
-        <w:ind w:firstLine="709" w:left="0" w:right="0"/>
-        <w:jc w:val="left"/>
-      </w:pPr>
-      <w:r>
-        <w:rPr>
-          <w:rFonts w:ascii="Times New Roman" w:hAnsi="Times New Roman" w:cs="Times New Roman" w:eastAsia="Times New Roman"/>
-          <w:b w:val="0"/>
-          <w:i w:val="0"/>
+        <w:spacing w:line="360" w:lineRule="auto"/>
+        <w:ind w:firstLine="709"/>
+      </w:pPr>
+      <w:r>
+        <w:rPr>
           <w:sz w:val="28"/>
         </w:rPr>
         <w:t>1 Цель работы</w:t>
       </w:r>
       <w:r>
         <w:rPr>
-          <w:rFonts w:ascii="Times New Roman" w:hAnsi="Times New Roman" w:cs="Times New Roman" w:eastAsia="Times New Roman"/>
-          <w:b w:val="0"/>
-          <w:i w:val="0"/>
           <w:sz w:val="28"/>
         </w:rPr>
         <w:tab/>
@@ -1228,26 +1219,19 @@
     <w:p>
       <w:pPr>
         <w:tabs>
-          <w:tab w:pos="9355" w:val="right" w:leader="dot"/>
+          <w:tab w:val="right" w:leader="dot" w:pos="9355"/>
         </w:tabs>
-        <w:spacing w:line="360" w:lineRule="auto" w:before="0" w:after="0"/>
-        <w:ind w:firstLine="709" w:left="0" w:right="0"/>
-        <w:jc w:val="left"/>
-      </w:pPr>
-      <w:r>
-        <w:rPr>
-          <w:rFonts w:ascii="Times New Roman" w:hAnsi="Times New Roman" w:cs="Times New Roman" w:eastAsia="Times New Roman"/>
-          <w:b w:val="0"/>
-          <w:i w:val="0"/>
+        <w:spacing w:line="360" w:lineRule="auto"/>
+        <w:ind w:firstLine="709"/>
+      </w:pPr>
+      <w:r>
+        <w:rPr>
           <w:sz w:val="28"/>
         </w:rPr>
         <w:t>2 Задание</w:t>
       </w:r>
       <w:r>
         <w:rPr>
-          <w:rFonts w:ascii="Times New Roman" w:hAnsi="Times New Roman" w:cs="Times New Roman" w:eastAsia="Times New Roman"/>
-          <w:b w:val="0"/>
-          <w:i w:val="0"/>
           <w:sz w:val="28"/>
         </w:rPr>
         <w:tab/>
@@ -1257,26 +1241,19 @@
     <w:p>
       <w:pPr>
         <w:tabs>
-          <w:tab w:pos="9355" w:val="right" w:leader="dot"/>
+          <w:tab w:val="right" w:leader="dot" w:pos="9355"/>
         </w:tabs>
-        <w:spacing w:line="360" w:lineRule="auto" w:before="0" w:after="0"/>
-        <w:ind w:firstLine="709" w:left="0" w:right="0"/>
-        <w:jc w:val="left"/>
-      </w:pPr>
-      <w:r>
-        <w:rPr>
-          <w:rFonts w:ascii="Times New Roman" w:hAnsi="Times New Roman" w:cs="Times New Roman" w:eastAsia="Times New Roman"/>
-          <w:b w:val="0"/>
-          <w:i w:val="0"/>
+        <w:spacing w:line="360" w:lineRule="auto"/>
+        <w:ind w:firstLine="709"/>
+      </w:pPr>
+      <w:r>
+        <w:rPr>
           <w:sz w:val="28"/>
         </w:rPr>
         <w:t>3 Ход работы</w:t>
       </w:r>
       <w:r>
         <w:rPr>
-          <w:rFonts w:ascii="Times New Roman" w:hAnsi="Times New Roman" w:cs="Times New Roman" w:eastAsia="Times New Roman"/>
-          <w:b w:val="0"/>
-          <w:i w:val="0"/>
           <w:sz w:val="28"/>
         </w:rPr>
         <w:tab/>
@@ -1286,26 +1263,19 @@
     <w:p>
       <w:pPr>
         <w:tabs>
-          <w:tab w:pos="9355" w:val="right" w:leader="dot"/>
+          <w:tab w:val="right" w:leader="dot" w:pos="9355"/>
         </w:tabs>
-        <w:spacing w:line="360" w:lineRule="auto" w:before="0" w:after="0"/>
-        <w:ind w:firstLine="709" w:left="0" w:right="0"/>
-        <w:jc w:val="left"/>
-      </w:pPr>
-      <w:r>
-        <w:rPr>
-          <w:rFonts w:ascii="Times New Roman" w:hAnsi="Times New Roman" w:cs="Times New Roman" w:eastAsia="Times New Roman"/>
-          <w:b w:val="0"/>
-          <w:i w:val="0"/>
+        <w:spacing w:line="360" w:lineRule="auto"/>
+        <w:ind w:firstLine="709"/>
+      </w:pPr>
+      <w:r>
+        <w:rPr>
           <w:sz w:val="28"/>
         </w:rPr>
         <w:t>4 Выводы</w:t>
       </w:r>
       <w:r>
         <w:rPr>
-          <w:rFonts w:ascii="Times New Roman" w:hAnsi="Times New Roman" w:cs="Times New Roman" w:eastAsia="Times New Roman"/>
-          <w:b w:val="0"/>
-          <w:i w:val="0"/>
           <w:sz w:val="28"/>
         </w:rPr>
         <w:tab/>
@@ -1315,31 +1285,26 @@
     <w:p>
       <w:pPr>
         <w:pageBreakBefore/>
-        <w:spacing w:line="360" w:lineRule="auto" w:before="0" w:after="0"/>
-        <w:ind w:firstLine="709" w:left="0"/>
-        <w:jc w:val="left"/>
-      </w:pPr>
-      <w:r>
-        <w:rPr>
-          <w:rFonts w:ascii="Times New Roman" w:hAnsi="Times New Roman" w:cs="Times New Roman" w:eastAsia="Times New Roman"/>
+        <w:spacing w:line="360" w:lineRule="auto"/>
+        <w:ind w:firstLine="709"/>
+      </w:pPr>
+      <w:r>
+        <w:rPr>
           <w:b/>
-          <w:i w:val="0"/>
-          <w:sz w:val="28"/>
-        </w:rPr>
+          <w:sz w:val="28"/>
+        </w:rPr>
+        <w:lastRenderedPageBreak/>
         <w:t>1 Цель работы</w:t>
       </w:r>
     </w:p>
     <w:p>
       <w:pPr>
-        <w:spacing w:line="360" w:lineRule="auto" w:before="0" w:after="0"/>
-        <w:ind w:firstLine="709" w:left="0"/>
+        <w:spacing w:line="360" w:lineRule="auto"/>
+        <w:ind w:firstLine="709"/>
         <w:jc w:val="both"/>
       </w:pPr>
       <w:r>
         <w:rPr>
-          <w:rFonts w:ascii="Times New Roman" w:hAnsi="Times New Roman" w:cs="Times New Roman" w:eastAsia="Times New Roman"/>
-          <w:b w:val="0"/>
-          <w:i w:val="0"/>
           <w:sz w:val="28"/>
         </w:rPr>
         <w:t>Получить навык переноса строки студента между издателем и узлом в PostgreSQL на базе варианта 5 и чтения ответа сервера: и когда оператор выполнен, и когда сервер его отклонил.</w:t>
@@ -1348,31 +1313,26 @@
     <w:p>
       <w:pPr>
         <w:pageBreakBefore/>
-        <w:spacing w:line="360" w:lineRule="auto" w:before="0" w:after="0"/>
-        <w:ind w:firstLine="709" w:left="0"/>
-        <w:jc w:val="left"/>
-      </w:pPr>
-      <w:r>
-        <w:rPr>
-          <w:rFonts w:ascii="Times New Roman" w:hAnsi="Times New Roman" w:cs="Times New Roman" w:eastAsia="Times New Roman"/>
+        <w:spacing w:line="360" w:lineRule="auto"/>
+        <w:ind w:firstLine="709"/>
+      </w:pPr>
+      <w:r>
+        <w:rPr>
           <w:b/>
-          <w:i w:val="0"/>
-          <w:sz w:val="28"/>
-        </w:rPr>
+          <w:sz w:val="28"/>
+        </w:rPr>
+        <w:lastRenderedPageBreak/>
         <w:t>2 Задание</w:t>
       </w:r>
     </w:p>
     <w:p>
       <w:pPr>
-        <w:spacing w:line="360" w:lineRule="auto" w:before="0" w:after="0"/>
-        <w:ind w:firstLine="709" w:left="0"/>
+        <w:spacing w:line="360" w:lineRule="auto"/>
+        <w:ind w:firstLine="709"/>
         <w:jc w:val="both"/>
       </w:pPr>
       <w:r>
         <w:rPr>
-          <w:rFonts w:ascii="Times New Roman" w:hAnsi="Times New Roman" w:cs="Times New Roman" w:eastAsia="Times New Roman"/>
-          <w:b w:val="0"/>
-          <w:i w:val="0"/>
           <w:sz w:val="28"/>
         </w:rPr>
         <w:t>Собрать объекты репликации, выполнить вставку, изменение и удаление, показать содержимое таблиц на издателе и на узле и изменить схему издателя. Запросы выполняются отдельными блоками: следующий начинается, когда предыдущий уже выполнен.</w:t>
@@ -1381,31 +1341,26 @@
     <w:p>
       <w:pPr>
         <w:pageBreakBefore/>
-        <w:spacing w:line="360" w:lineRule="auto" w:before="0" w:after="0"/>
-        <w:ind w:firstLine="709" w:left="0"/>
-        <w:jc w:val="left"/>
-      </w:pPr>
-      <w:r>
-        <w:rPr>
-          <w:rFonts w:ascii="Times New Roman" w:hAnsi="Times New Roman" w:cs="Times New Roman" w:eastAsia="Times New Roman"/>
+        <w:spacing w:line="360" w:lineRule="auto"/>
+        <w:ind w:firstLine="709"/>
+      </w:pPr>
+      <w:r>
+        <w:rPr>
           <w:b/>
-          <w:i w:val="0"/>
-          <w:sz w:val="28"/>
-        </w:rPr>
+          <w:sz w:val="28"/>
+        </w:rPr>
+        <w:lastRenderedPageBreak/>
         <w:t>3 Ход работы</w:t>
       </w:r>
     </w:p>
     <w:p>
       <w:pPr>
-        <w:spacing w:line="360" w:lineRule="auto" w:before="0" w:after="0"/>
-        <w:ind w:firstLine="709" w:left="0"/>
+        <w:spacing w:line="360" w:lineRule="auto"/>
+        <w:ind w:firstLine="709"/>
         <w:jc w:val="both"/>
       </w:pPr>
       <w:r>
         <w:rPr>
-          <w:rFonts w:ascii="Times New Roman" w:hAnsi="Times New Roman" w:cs="Times New Roman" w:eastAsia="Times New Roman"/>
-          <w:b w:val="0"/>
-          <w:i w:val="0"/>
           <w:sz w:val="28"/>
         </w:rPr>
         <w:t>Среда работы — PostgreSQL. База одна: издатель лежит в схеме pub, узел — в схеме sub. Триггер repl после вставки, изменения и удаления копирует строку таблицы «Студент». Публикация pub_vuz объявляет эту таблицу объектом репликации. Подписка на ту же базу сервером не завершается, поэтому в отчёте те ответы, которые сервер печатает сразу.</w:t>
@@ -1413,15 +1368,12 @@
     </w:p>
     <w:p>
       <w:pPr>
-        <w:spacing w:line="360" w:lineRule="auto" w:before="0" w:after="0"/>
-        <w:ind w:firstLine="709" w:left="0"/>
-        <w:jc w:val="left"/>
-      </w:pPr>
-      <w:r>
-        <w:rPr>
-          <w:rFonts w:ascii="Times New Roman" w:hAnsi="Times New Roman" w:cs="Times New Roman" w:eastAsia="Times New Roman"/>
+        <w:spacing w:line="360" w:lineRule="auto"/>
+        <w:ind w:firstLine="709"/>
+      </w:pPr>
+      <w:r>
+        <w:rPr>
           <w:b/>
-          <w:i w:val="0"/>
           <w:sz w:val="28"/>
         </w:rPr>
         <w:t>3.1 Объекты</w:t>
@@ -1429,15 +1381,12 @@
     </w:p>
     <w:p>
       <w:pPr>
-        <w:spacing w:line="360" w:lineRule="auto" w:before="0" w:after="0"/>
-        <w:ind w:firstLine="709" w:left="0"/>
+        <w:spacing w:line="360" w:lineRule="auto"/>
+        <w:ind w:firstLine="709"/>
         <w:jc w:val="both"/>
       </w:pPr>
       <w:r>
         <w:rPr>
-          <w:rFonts w:ascii="Times New Roman" w:hAnsi="Times New Roman" w:cs="Times New Roman" w:eastAsia="Times New Roman"/>
-          <w:b w:val="0"/>
-          <w:i w:val="0"/>
           <w:sz w:val="28"/>
         </w:rPr>
         <w:t>Ключ решения — триггер на каждую строку и публикация таблицы:</w:t>
@@ -1445,95 +1394,161 @@
     </w:p>
     <w:p>
       <w:pPr>
-        <w:spacing w:line="240" w:lineRule="auto" w:before="0" w:after="0"/>
-        <w:ind w:firstLine="0" w:left="0"/>
-        <w:jc w:val="left"/>
-      </w:pPr>
-      <w:r>
-        <w:rPr>
-          <w:rFonts w:ascii="Times New Roman" w:hAnsi="Times New Roman" w:cs="Times New Roman" w:eastAsia="Times New Roman"/>
-          <w:b w:val="0"/>
-          <w:i w:val="0"/>
-          <w:sz w:val="28"/>
-        </w:rPr>
-        <w:t>CREATE TRIGGER repl</w:t>
-      </w:r>
-    </w:p>
-    <w:p>
-      <w:pPr>
-        <w:spacing w:line="240" w:lineRule="auto" w:before="0" w:after="0"/>
-        <w:ind w:firstLine="0" w:left="0"/>
-        <w:jc w:val="left"/>
-      </w:pPr>
-      <w:r>
-        <w:rPr>
-          <w:rFonts w:ascii="Times New Roman" w:hAnsi="Times New Roman" w:cs="Times New Roman" w:eastAsia="Times New Roman"/>
-          <w:b w:val="0"/>
-          <w:i w:val="0"/>
-          <w:sz w:val="28"/>
-        </w:rPr>
-        <w:t>AFTER INSERT OR UPDATE OR DELETE ON pub."Студент"</w:t>
-      </w:r>
-    </w:p>
-    <w:p>
-      <w:pPr>
-        <w:spacing w:line="240" w:lineRule="auto" w:before="0" w:after="0"/>
-        <w:ind w:firstLine="0" w:left="0"/>
-        <w:jc w:val="left"/>
-      </w:pPr>
-      <w:r>
-        <w:rPr>
-          <w:rFonts w:ascii="Times New Roman" w:hAnsi="Times New Roman" w:cs="Times New Roman" w:eastAsia="Times New Roman"/>
-          <w:b w:val="0"/>
-          <w:i w:val="0"/>
-          <w:sz w:val="28"/>
-        </w:rPr>
-        <w:t>FOR EACH ROW EXECUTE FUNCTION pub.copy_student();</w:t>
-      </w:r>
-    </w:p>
-    <w:p>
-      <w:pPr>
-        <w:spacing w:line="240" w:lineRule="auto" w:before="0" w:after="0"/>
-        <w:ind w:firstLine="0" w:left="0"/>
-        <w:jc w:val="left"/>
-      </w:pPr>
-      <w:r>
-        <w:rPr>
-          <w:rFonts w:ascii="Times New Roman" w:hAnsi="Times New Roman" w:cs="Times New Roman" w:eastAsia="Times New Roman"/>
-          <w:b w:val="0"/>
-          <w:i w:val="0"/>
-          <w:sz w:val="28"/>
+        <w:rPr>
+          <w:lang w:val="en-US"/>
+        </w:rPr>
+      </w:pPr>
+      <w:r>
+        <w:rPr>
+          <w:sz w:val="28"/>
+          <w:lang w:val="en-US"/>
+        </w:rPr>
+        <w:t xml:space="preserve">CREATE TRIGGER </w:t>
+      </w:r>
+      <w:proofErr w:type="spellStart"/>
+      <w:r>
+        <w:rPr>
+          <w:sz w:val="28"/>
+          <w:lang w:val="en-US"/>
+        </w:rPr>
+        <w:t>repl</w:t>
+      </w:r>
+      <w:proofErr w:type="spellEnd"/>
+    </w:p>
+    <w:p>
+      <w:pPr>
+        <w:rPr>
+          <w:lang w:val="en-US"/>
+        </w:rPr>
+      </w:pPr>
+      <w:r>
+        <w:rPr>
+          <w:sz w:val="28"/>
+          <w:lang w:val="en-US"/>
+        </w:rPr>
+        <w:t>AFTER INSERT OR UPDATE OR DELETE ON pub."</w:t>
+      </w:r>
+      <w:r>
+        <w:rPr>
+          <w:sz w:val="28"/>
+        </w:rPr>
+        <w:t>Студент</w:t>
+      </w:r>
+      <w:r>
+        <w:rPr>
+          <w:sz w:val="28"/>
+          <w:lang w:val="en-US"/>
+        </w:rPr>
+        <w:t>"</w:t>
+      </w:r>
+    </w:p>
+    <w:p>
+      <w:pPr>
+        <w:rPr>
+          <w:lang w:val="en-US"/>
+        </w:rPr>
+      </w:pPr>
+      <w:r>
+        <w:rPr>
+          <w:sz w:val="28"/>
+          <w:lang w:val="en-US"/>
+        </w:rPr>
+        <w:t xml:space="preserve">FOR EACH ROW EXECUTE FUNCTION </w:t>
+      </w:r>
+      <w:proofErr w:type="spellStart"/>
+      <w:proofErr w:type="gramStart"/>
+      <w:r>
+        <w:rPr>
+          <w:sz w:val="28"/>
+          <w:lang w:val="en-US"/>
+        </w:rPr>
+        <w:t>pub.copy</w:t>
+      </w:r>
+      <w:proofErr w:type="gramEnd"/>
+      <w:r>
+        <w:rPr>
+          <w:sz w:val="28"/>
+          <w:lang w:val="en-US"/>
+        </w:rPr>
+        <w:t>_student</w:t>
+      </w:r>
+      <w:proofErr w:type="spellEnd"/>
+      <w:r>
+        <w:rPr>
+          <w:sz w:val="28"/>
+          <w:lang w:val="en-US"/>
+        </w:rPr>
+        <w:t>();</w:t>
+      </w:r>
+    </w:p>
+    <w:p>
+      <w:pPr>
+        <w:rPr>
+          <w:lang w:val="en-US"/>
+        </w:rPr>
+      </w:pPr>
+      <w:r>
+        <w:rPr>
+          <w:sz w:val="28"/>
+          <w:lang w:val="en-US"/>
         </w:rPr>
         <w:t xml:space="preserve"> </w:t>
       </w:r>
     </w:p>
     <w:p>
       <w:pPr>
-        <w:spacing w:line="240" w:lineRule="auto" w:before="0" w:after="0"/>
-        <w:ind w:firstLine="0" w:left="0"/>
-        <w:jc w:val="left"/>
-      </w:pPr>
-      <w:r>
-        <w:rPr>
-          <w:rFonts w:ascii="Times New Roman" w:hAnsi="Times New Roman" w:cs="Times New Roman" w:eastAsia="Times New Roman"/>
-          <w:b w:val="0"/>
-          <w:i w:val="0"/>
-          <w:sz w:val="28"/>
-        </w:rPr>
-        <w:t>CREATE PUBLICATION pub_vuz FOR TABLE pub."Студент";</w:t>
-      </w:r>
-    </w:p>
-    <w:p>
-      <w:pPr>
-        <w:spacing w:line="360" w:lineRule="auto" w:before="0" w:after="0"/>
-        <w:ind w:firstLine="709" w:left="0"/>
+        <w:rPr>
+          <w:lang w:val="en-US"/>
+        </w:rPr>
+      </w:pPr>
+      <w:r>
+        <w:rPr>
+          <w:sz w:val="28"/>
+          <w:lang w:val="en-US"/>
+        </w:rPr>
+        <w:t xml:space="preserve">CREATE PUBLICATION </w:t>
+      </w:r>
+      <w:proofErr w:type="spellStart"/>
+      <w:r>
+        <w:rPr>
+          <w:sz w:val="28"/>
+          <w:lang w:val="en-US"/>
+        </w:rPr>
+        <w:t>pub_vuz</w:t>
+      </w:r>
+      <w:proofErr w:type="spellEnd"/>
+      <w:r>
+        <w:rPr>
+          <w:sz w:val="28"/>
+          <w:lang w:val="en-US"/>
+        </w:rPr>
+        <w:t xml:space="preserve"> FOR TABLE pub."</w:t>
+      </w:r>
+      <w:r>
+        <w:rPr>
+          <w:sz w:val="28"/>
+        </w:rPr>
+        <w:t>Студент</w:t>
+      </w:r>
+      <w:r>
+        <w:rPr>
+          <w:sz w:val="28"/>
+          <w:lang w:val="en-US"/>
+        </w:rPr>
+        <w:t>";</w:t>
+      </w:r>
+    </w:p>
+    <w:p>
+      <w:pPr>
+        <w:spacing w:line="360" w:lineRule="auto"/>
+        <w:ind w:firstLine="709"/>
         <w:jc w:val="both"/>
-      </w:pPr>
-      <w:r>
-        <w:rPr>
-          <w:rFonts w:ascii="Times New Roman" w:hAnsi="Times New Roman" w:cs="Times New Roman" w:eastAsia="Times New Roman"/>
-          <w:b w:val="0"/>
-          <w:i w:val="0"/>
+        <w:rPr>
+          <w:sz w:val="28"/>
+        </w:rPr>
+      </w:pPr>
+      <w:r>
+        <w:rPr>
           <w:sz w:val="28"/>
         </w:rPr>
         <w:t>Функция при вставке пишет новую строку в sub."Студент", при изменении обновляет ту же строку по ID, при удалении убирает её с узла вместе с издателем.</w:t>
@@ -1541,15 +1556,112 @@
     </w:p>
     <w:p>
       <w:pPr>
-        <w:spacing w:line="360" w:lineRule="auto" w:before="0" w:after="0"/>
-        <w:ind w:firstLine="709" w:left="0"/>
-        <w:jc w:val="left"/>
-      </w:pPr>
-      <w:r>
-        <w:rPr>
-          <w:rFonts w:ascii="Times New Roman" w:hAnsi="Times New Roman" w:cs="Times New Roman" w:eastAsia="Times New Roman"/>
+        <w:spacing w:line="360" w:lineRule="auto"/>
+        <w:jc w:val="both"/>
+      </w:pPr>
+      <w:r>
+        <w:lastRenderedPageBreak/>
+        <w:drawing>
+          <wp:inline distT="0" distB="0" distL="0" distR="0" wp14:anchorId="6A20B69C" wp14:editId="44410885">
+            <wp:extent cx="5940425" cy="5008880"/>
+            <wp:effectExtent l="0" t="0" r="3175" b="0"/>
+            <wp:docPr id="934191751" name="Рисунок 1"/>
+            <wp:cNvGraphicFramePr>
+              <a:graphicFrameLocks xmlns:a="http://schemas.openxmlformats.org/drawingml/2006/main" noChangeAspect="1"/>
+            </wp:cNvGraphicFramePr>
+            <a:graphic xmlns:a="http://schemas.openxmlformats.org/drawingml/2006/main">
+              <a:graphicData uri="http://schemas.openxmlformats.org/drawingml/2006/picture">
+                <pic:pic xmlns:pic="http://schemas.openxmlformats.org/drawingml/2006/picture">
+                  <pic:nvPicPr>
+                    <pic:cNvPr id="934191751" name=""/>
+                    <pic:cNvPicPr/>
+                  </pic:nvPicPr>
+                  <pic:blipFill>
+                    <a:blip r:embed="rId8"/>
+                    <a:stretch>
+                      <a:fillRect/>
+                    </a:stretch>
+                  </pic:blipFill>
+                  <pic:spPr>
+                    <a:xfrm>
+                      <a:off x="0" y="0"/>
+                      <a:ext cx="5940425" cy="5008880"/>
+                    </a:xfrm>
+                    <a:prstGeom prst="rect">
+                      <a:avLst/>
+                    </a:prstGeom>
+                  </pic:spPr>
+                </pic:pic>
+              </a:graphicData>
+            </a:graphic>
+          </wp:inline>
+        </w:drawing>
+      </w:r>
+    </w:p>
+    <w:p>
+      <w:pPr>
+        <w:spacing w:line="360" w:lineRule="auto"/>
+        <w:jc w:val="center"/>
+      </w:pPr>
+      <w:r>
+        <w:rPr>
+          <w:sz w:val="28"/>
+          <w:szCs w:val="28"/>
+        </w:rPr>
+        <w:t xml:space="preserve">Рисунок 1 </w:t>
+      </w:r>
+      <w:r>
+        <w:rPr>
+          <w:sz w:val="28"/>
+        </w:rPr>
+        <w:t xml:space="preserve">— </w:t>
+      </w:r>
+      <w:r>
+        <w:rPr>
+          <w:sz w:val="28"/>
+          <w:szCs w:val="28"/>
+        </w:rPr>
+        <w:t>Создание</w:t>
+      </w:r>
+      <w:r>
+        <w:rPr>
+          <w:sz w:val="28"/>
+          <w:szCs w:val="28"/>
+        </w:rPr>
+        <w:t xml:space="preserve"> объектов для схемы </w:t>
+      </w:r>
+      <w:r>
+        <w:rPr>
+          <w:sz w:val="28"/>
+          <w:szCs w:val="28"/>
+          <w:lang w:val="en-GB"/>
+        </w:rPr>
+        <w:t>pub</w:t>
+      </w:r>
+      <w:r>
+        <w:rPr>
+          <w:sz w:val="28"/>
+          <w:szCs w:val="28"/>
+        </w:rPr>
+        <w:t xml:space="preserve">, </w:t>
+      </w:r>
+      <w:r>
+        <w:rPr>
+          <w:sz w:val="28"/>
+          <w:szCs w:val="28"/>
+          <w:lang w:val="en-GB"/>
+        </w:rPr>
+        <w:t>sub</w:t>
+      </w:r>
+    </w:p>
+    <w:p>
+      <w:pPr>
+        <w:spacing w:line="360" w:lineRule="auto"/>
+        <w:ind w:firstLine="709"/>
+      </w:pPr>
+      <w:r>
+        <w:rPr>
           <w:b/>
-          <w:i w:val="0"/>
           <w:sz w:val="28"/>
         </w:rPr>
         <w:t>3.2 Перенос строки</w:t>
@@ -1557,15 +1669,12 @@
     </w:p>
     <w:p>
       <w:pPr>
-        <w:spacing w:line="360" w:lineRule="auto" w:before="0" w:after="0"/>
-        <w:ind w:firstLine="709" w:left="0"/>
+        <w:spacing w:line="360" w:lineRule="auto"/>
+        <w:ind w:firstLine="709"/>
         <w:jc w:val="both"/>
       </w:pPr>
       <w:r>
         <w:rPr>
-          <w:rFonts w:ascii="Times New Roman" w:hAnsi="Times New Roman" w:cs="Times New Roman" w:eastAsia="Times New Roman"/>
-          <w:b w:val="0"/>
-          <w:i w:val="0"/>
           <w:sz w:val="28"/>
         </w:rPr>
         <w:t>Сначала записан Иванов Иван, факультет 4. Затем имя изменено на Иванов Пётр. На рисунке 1 обе стороны возвращают одну и ту же строку: ID 1, Иванов Пётр, факультет 4. Эти значения сведены в таблице 1.</w:t>
@@ -1573,23 +1682,840 @@
     </w:p>
     <w:p>
       <w:pPr>
-        <w:spacing w:line="240" w:lineRule="auto" w:before="0" w:after="0"/>
-        <w:ind w:firstLine="0" w:left="0"/>
         <w:jc w:val="center"/>
       </w:pPr>
       <w:r>
+        <w:rPr>
+          <w:noProof/>
+        </w:rPr>
         <w:drawing>
-          <wp:inline xmlns:a="http://schemas.openxmlformats.org/drawingml/2006/main" xmlns:pic="http://schemas.openxmlformats.org/drawingml/2006/picture">
+          <wp:inline distT="0" distB="0" distL="0" distR="0">
             <wp:extent cx="5580000" cy="1070680"/>
-            <wp:docPr id="1" name="Picture 1"/>
+            <wp:effectExtent l="0" t="0" r="0" b="0"/>
+            <wp:docPr id="124255457" name="Picture 1"/>
             <wp:cNvGraphicFramePr>
-              <a:graphicFrameLocks noChangeAspect="1"/>
+              <a:graphicFrameLocks xmlns:a="http://schemas.openxmlformats.org/drawingml/2006/main" noChangeAspect="1"/>
             </wp:cNvGraphicFramePr>
-            <a:graphic>
+            <a:graphic xmlns:a="http://schemas.openxmlformats.org/drawingml/2006/main">
               <a:graphicData uri="http://schemas.openxmlformats.org/drawingml/2006/picture">
-                <pic:pic>
+                <pic:pic xmlns:pic="http://schemas.openxmlformats.org/drawingml/2006/picture">
                   <pic:nvPicPr>
                     <pic:cNvPr id="0" name="both.png"/>
+                    <pic:cNvPicPr/>
+                  </pic:nvPicPr>
+                  <pic:blipFill>
+                    <a:blip r:embed="rId9"/>
+                    <a:stretch>
+                      <a:fillRect/>
+                    </a:stretch>
+                  </pic:blipFill>
+                  <pic:spPr>
+                    <a:xfrm>
+                      <a:off x="0" y="0"/>
+                      <a:ext cx="5580000" cy="1070680"/>
+                    </a:xfrm>
+                    <a:prstGeom prst="rect">
+                      <a:avLst/>
+                    </a:prstGeom>
+                  </pic:spPr>
+                </pic:pic>
+              </a:graphicData>
+            </a:graphic>
+          </wp:inline>
+        </w:drawing>
+      </w:r>
+    </w:p>
+    <w:p>
+      <w:pPr>
+        <w:spacing w:line="360" w:lineRule="auto"/>
+        <w:jc w:val="center"/>
+      </w:pPr>
+      <w:r>
+        <w:rPr>
+          <w:sz w:val="28"/>
+        </w:rPr>
+        <w:t xml:space="preserve">Рисунок </w:t>
+      </w:r>
+      <w:r>
+        <w:rPr>
+          <w:sz w:val="28"/>
+        </w:rPr>
+        <w:t>2</w:t>
+      </w:r>
+      <w:r>
+        <w:rPr>
+          <w:sz w:val="28"/>
+        </w:rPr>
+        <w:t xml:space="preserve"> — строка после изменения на издателе и на узле</w:t>
+      </w:r>
+    </w:p>
+    <w:p>
+      <w:pPr>
+        <w:spacing w:after="120"/>
+      </w:pPr>
+      <w:r>
+        <w:rPr>
+          <w:sz w:val="28"/>
+        </w:rPr>
+        <w:t>Таблица 1 — Строка после UPDATE, до DELETE</w:t>
+      </w:r>
+    </w:p>
+    <w:tbl>
+      <w:tblPr>
+        <w:tblStyle w:val="ab"/>
+        <w:tblW w:w="9355" w:type="dxa"/>
+        <w:tblLayout w:type="fixed"/>
+        <w:tblCellMar>
+          <w:top w:w="28" w:type="dxa"/>
+          <w:left w:w="40" w:type="dxa"/>
+          <w:bottom w:w="28" w:type="dxa"/>
+          <w:right w:w="40" w:type="dxa"/>
+        </w:tblCellMar>
+        <w:tblLook w:val="04A0" w:firstRow="1" w:lastRow="0" w:firstColumn="1" w:lastColumn="0" w:noHBand="0" w:noVBand="1"/>
+      </w:tblPr>
+      <w:tblGrid>
+        <w:gridCol w:w="2268"/>
+        <w:gridCol w:w="1134"/>
+        <w:gridCol w:w="3402"/>
+        <w:gridCol w:w="2551"/>
+      </w:tblGrid>
+      <w:tr>
+        <w:tc>
+          <w:tcPr>
+            <w:tcW w:w="2268" w:type="dxa"/>
+          </w:tcPr>
+          <w:p>
+            <w:pPr>
+              <w:jc w:val="center"/>
+            </w:pPr>
+            <w:r>
+              <w:rPr>
+                <w:b/>
+                <w:sz w:val="28"/>
+              </w:rPr>
+              <w:t>Сторона</w:t>
+            </w:r>
+          </w:p>
+        </w:tc>
+        <w:tc>
+          <w:tcPr>
+            <w:tcW w:w="1134" w:type="dxa"/>
+          </w:tcPr>
+          <w:p>
+            <w:pPr>
+              <w:jc w:val="center"/>
+            </w:pPr>
+            <w:r>
+              <w:rPr>
+                <w:b/>
+                <w:sz w:val="28"/>
+              </w:rPr>
+              <w:t>ID</w:t>
+            </w:r>
+          </w:p>
+        </w:tc>
+        <w:tc>
+          <w:tcPr>
+            <w:tcW w:w="3402" w:type="dxa"/>
+          </w:tcPr>
+          <w:p>
+            <w:pPr>
+              <w:jc w:val="center"/>
+            </w:pPr>
+            <w:r>
+              <w:rPr>
+                <w:b/>
+                <w:sz w:val="28"/>
+              </w:rPr>
+              <w:t>ФИО</w:t>
+            </w:r>
+          </w:p>
+        </w:tc>
+        <w:tc>
+          <w:tcPr>
+            <w:tcW w:w="2551" w:type="dxa"/>
+          </w:tcPr>
+          <w:p>
+            <w:pPr>
+              <w:jc w:val="center"/>
+            </w:pPr>
+            <w:r>
+              <w:rPr>
+                <w:b/>
+                <w:sz w:val="28"/>
+              </w:rPr>
+              <w:t>Факультет</w:t>
+            </w:r>
+          </w:p>
+        </w:tc>
+      </w:tr>
+      <w:tr>
+        <w:tc>
+          <w:tcPr>
+            <w:tcW w:w="2268" w:type="dxa"/>
+          </w:tcPr>
+          <w:p>
+            <w:r>
+              <w:rPr>
+                <w:sz w:val="28"/>
+              </w:rPr>
+              <w:t>издатель pub</w:t>
+            </w:r>
+          </w:p>
+        </w:tc>
+        <w:tc>
+          <w:tcPr>
+            <w:tcW w:w="1134" w:type="dxa"/>
+          </w:tcPr>
+          <w:p>
+            <w:r>
+              <w:rPr>
+                <w:sz w:val="28"/>
+              </w:rPr>
+              <w:t>1</w:t>
+            </w:r>
+          </w:p>
+        </w:tc>
+        <w:tc>
+          <w:tcPr>
+            <w:tcW w:w="3402" w:type="dxa"/>
+          </w:tcPr>
+          <w:p>
+            <w:r>
+              <w:rPr>
+                <w:sz w:val="28"/>
+              </w:rPr>
+              <w:t>Иванов Пётр</w:t>
+            </w:r>
+          </w:p>
+        </w:tc>
+        <w:tc>
+          <w:tcPr>
+            <w:tcW w:w="2551" w:type="dxa"/>
+          </w:tcPr>
+          <w:p>
+            <w:r>
+              <w:rPr>
+                <w:sz w:val="28"/>
+              </w:rPr>
+              <w:t>4</w:t>
+            </w:r>
+          </w:p>
+        </w:tc>
+      </w:tr>
+      <w:tr>
+        <w:tc>
+          <w:tcPr>
+            <w:tcW w:w="2268" w:type="dxa"/>
+          </w:tcPr>
+          <w:p>
+            <w:r>
+              <w:rPr>
+                <w:sz w:val="28"/>
+              </w:rPr>
+              <w:t>узел sub</w:t>
+            </w:r>
+          </w:p>
+        </w:tc>
+        <w:tc>
+          <w:tcPr>
+            <w:tcW w:w="1134" w:type="dxa"/>
+          </w:tcPr>
+          <w:p>
+            <w:r>
+              <w:rPr>
+                <w:sz w:val="28"/>
+              </w:rPr>
+              <w:t>1</w:t>
+            </w:r>
+          </w:p>
+        </w:tc>
+        <w:tc>
+          <w:tcPr>
+            <w:tcW w:w="3402" w:type="dxa"/>
+          </w:tcPr>
+          <w:p>
+            <w:r>
+              <w:rPr>
+                <w:sz w:val="28"/>
+              </w:rPr>
+              <w:t>Иванов Пётр</w:t>
+            </w:r>
+          </w:p>
+        </w:tc>
+        <w:tc>
+          <w:tcPr>
+            <w:tcW w:w="2551" w:type="dxa"/>
+          </w:tcPr>
+          <w:p>
+            <w:r>
+              <w:rPr>
+                <w:sz w:val="28"/>
+              </w:rPr>
+              <w:t>4</w:t>
+            </w:r>
+          </w:p>
+        </w:tc>
+      </w:tr>
+    </w:tbl>
+    <w:p/>
+    <w:p>
+      <w:pPr>
+        <w:spacing w:line="360" w:lineRule="auto"/>
+        <w:ind w:firstLine="709"/>
+        <w:jc w:val="both"/>
+      </w:pPr>
+      <w:r>
+        <w:rPr>
+          <w:sz w:val="28"/>
+        </w:rPr>
+        <w:t>DELETE по ID 1 убирает строку с обеих сторон. На рисунке 2 счётчик узла равен 0.</w:t>
+      </w:r>
+    </w:p>
+    <w:p>
+      <w:pPr>
+        <w:jc w:val="center"/>
+      </w:pPr>
+      <w:r>
+        <w:rPr>
+          <w:noProof/>
+        </w:rPr>
+        <w:drawing>
+          <wp:inline distT="0" distB="0" distL="0" distR="0">
+            <wp:extent cx="5580000" cy="719452"/>
+            <wp:effectExtent l="0" t="0" r="0" b="0"/>
+            <wp:docPr id="2" name="Picture 2"/>
+            <wp:cNvGraphicFramePr>
+              <a:graphicFrameLocks xmlns:a="http://schemas.openxmlformats.org/drawingml/2006/main" noChangeAspect="1"/>
+            </wp:cNvGraphicFramePr>
+            <a:graphic xmlns:a="http://schemas.openxmlformats.org/drawingml/2006/main">
+              <a:graphicData uri="http://schemas.openxmlformats.org/drawingml/2006/picture">
+                <pic:pic xmlns:pic="http://schemas.openxmlformats.org/drawingml/2006/picture">
+                  <pic:nvPicPr>
+                    <pic:cNvPr id="0" name="zero.png"/>
+                    <pic:cNvPicPr/>
+                  </pic:nvPicPr>
+                  <pic:blipFill>
+                    <a:blip r:embed="rId10"/>
+                    <a:stretch>
+                      <a:fillRect/>
+                    </a:stretch>
+                  </pic:blipFill>
+                  <pic:spPr>
+                    <a:xfrm>
+                      <a:off x="0" y="0"/>
+                      <a:ext cx="5580000" cy="719452"/>
+                    </a:xfrm>
+                    <a:prstGeom prst="rect">
+                      <a:avLst/>
+                    </a:prstGeom>
+                  </pic:spPr>
+                </pic:pic>
+              </a:graphicData>
+            </a:graphic>
+          </wp:inline>
+        </w:drawing>
+      </w:r>
+    </w:p>
+    <w:p>
+      <w:pPr>
+        <w:spacing w:line="360" w:lineRule="auto"/>
+        <w:jc w:val="center"/>
+      </w:pPr>
+      <w:r>
+        <w:rPr>
+          <w:sz w:val="28"/>
+        </w:rPr>
+        <w:t xml:space="preserve">Рисунок </w:t>
+      </w:r>
+      <w:r>
+        <w:rPr>
+          <w:sz w:val="28"/>
+        </w:rPr>
+        <w:t>3</w:t>
+      </w:r>
+      <w:r>
+        <w:rPr>
+          <w:sz w:val="28"/>
+        </w:rPr>
+        <w:t xml:space="preserve"> — узел после удаления строки</w:t>
+      </w:r>
+    </w:p>
+    <w:p>
+      <w:pPr>
+        <w:spacing w:line="360" w:lineRule="auto"/>
+        <w:ind w:firstLine="709"/>
+      </w:pPr>
+      <w:r>
+        <w:rPr>
+          <w:b/>
+          <w:sz w:val="28"/>
+        </w:rPr>
+        <w:t xml:space="preserve">3.3 </w:t>
+      </w:r>
+      <w:r>
+        <w:rPr>
+          <w:b/>
+          <w:sz w:val="28"/>
+        </w:rPr>
+        <w:t>С</w:t>
+      </w:r>
+      <w:r>
+        <w:rPr>
+          <w:b/>
+          <w:sz w:val="28"/>
+        </w:rPr>
+        <w:t>ервер отклонил</w:t>
+      </w:r>
+    </w:p>
+    <w:p>
+      <w:pPr>
+        <w:spacing w:line="360" w:lineRule="auto"/>
+        <w:ind w:firstLine="709"/>
+        <w:jc w:val="both"/>
+        <w:rPr>
+          <w:lang w:val="en-US"/>
+        </w:rPr>
+      </w:pPr>
+      <w:r>
+        <w:rPr>
+          <w:sz w:val="28"/>
+        </w:rPr>
+        <w:t>Первая вставка студента 1 снова проходит. Вторая, с тем же ID и именем Петров Пётр, не проходит. Строка Петрова не появляется ни у издателя, ни на узле. Ответ</w:t>
+      </w:r>
+      <w:r>
+        <w:rPr>
+          <w:sz w:val="28"/>
+          <w:lang w:val="en-US"/>
+        </w:rPr>
+        <w:t xml:space="preserve"> </w:t>
+      </w:r>
+      <w:r>
+        <w:rPr>
+          <w:sz w:val="28"/>
+        </w:rPr>
+        <w:t>сервера</w:t>
+      </w:r>
+      <w:r>
+        <w:rPr>
+          <w:sz w:val="28"/>
+          <w:lang w:val="en-US"/>
+        </w:rPr>
+        <w:t xml:space="preserve"> </w:t>
+      </w:r>
+      <w:r>
+        <w:rPr>
+          <w:sz w:val="28"/>
+        </w:rPr>
+        <w:t>на</w:t>
+      </w:r>
+      <w:r>
+        <w:rPr>
+          <w:sz w:val="28"/>
+          <w:lang w:val="en-US"/>
+        </w:rPr>
+        <w:t xml:space="preserve"> </w:t>
+      </w:r>
+      <w:r>
+        <w:rPr>
+          <w:sz w:val="28"/>
+        </w:rPr>
+        <w:t>рисунке</w:t>
+      </w:r>
+      <w:r>
+        <w:rPr>
+          <w:sz w:val="28"/>
+          <w:lang w:val="en-US"/>
+        </w:rPr>
+        <w:t xml:space="preserve"> </w:t>
+      </w:r>
+      <w:r>
+        <w:rPr>
+          <w:sz w:val="28"/>
+        </w:rPr>
+        <w:t>4</w:t>
+      </w:r>
+      <w:r>
+        <w:rPr>
+          <w:sz w:val="28"/>
+          <w:lang w:val="en-US"/>
+        </w:rPr>
+        <w:t>:</w:t>
+      </w:r>
+    </w:p>
+    <w:p>
+      <w:pPr>
+        <w:rPr>
+          <w:lang w:val="en-US"/>
+        </w:rPr>
+      </w:pPr>
+      <w:r>
+        <w:rPr>
+          <w:sz w:val="28"/>
+          <w:lang w:val="en-US"/>
+        </w:rPr>
+        <w:t>ERROR:  duplicate key value violates unique constraint "</w:t>
+      </w:r>
+      <w:r>
+        <w:rPr>
+          <w:sz w:val="28"/>
+        </w:rPr>
+        <w:t>Студент</w:t>
+      </w:r>
+      <w:r>
+        <w:rPr>
+          <w:sz w:val="28"/>
+          <w:lang w:val="en-US"/>
+        </w:rPr>
+        <w:t>_</w:t>
+      </w:r>
+      <w:proofErr w:type="spellStart"/>
+      <w:r>
+        <w:rPr>
+          <w:sz w:val="28"/>
+          <w:lang w:val="en-US"/>
+        </w:rPr>
+        <w:t>pkey</w:t>
+      </w:r>
+      <w:proofErr w:type="spellEnd"/>
+      <w:r>
+        <w:rPr>
+          <w:sz w:val="28"/>
+          <w:lang w:val="en-US"/>
+        </w:rPr>
+        <w:t>"</w:t>
+      </w:r>
+    </w:p>
+    <w:p>
+      <w:pPr>
+        <w:rPr>
+          <w:lang w:val="en-US"/>
+        </w:rPr>
+      </w:pPr>
+      <w:proofErr w:type="gramStart"/>
+      <w:r>
+        <w:rPr>
+          <w:sz w:val="28"/>
+        </w:rPr>
+        <w:t>ПОДРОБНОСТИ</w:t>
+      </w:r>
+      <w:r>
+        <w:rPr>
+          <w:sz w:val="28"/>
+          <w:lang w:val="en-US"/>
+        </w:rPr>
+        <w:t>:  Key</w:t>
+      </w:r>
+      <w:proofErr w:type="gramEnd"/>
+      <w:r>
+        <w:rPr>
+          <w:sz w:val="28"/>
+          <w:lang w:val="en-US"/>
+        </w:rPr>
+        <w:t xml:space="preserve"> ("ID")=(1) already exists.</w:t>
+      </w:r>
+    </w:p>
+    <w:p>
+      <w:pPr>
+        <w:jc w:val="center"/>
+      </w:pPr>
+      <w:r>
+        <w:rPr>
+          <w:noProof/>
+        </w:rPr>
+        <w:drawing>
+          <wp:inline distT="0" distB="0" distL="0" distR="0">
+            <wp:extent cx="5580000" cy="849746"/>
+            <wp:effectExtent l="0" t="0" r="0" b="0"/>
+            <wp:docPr id="3" name="Picture 3"/>
+            <wp:cNvGraphicFramePr>
+              <a:graphicFrameLocks xmlns:a="http://schemas.openxmlformats.org/drawingml/2006/main" noChangeAspect="1"/>
+            </wp:cNvGraphicFramePr>
+            <a:graphic xmlns:a="http://schemas.openxmlformats.org/drawingml/2006/main">
+              <a:graphicData uri="http://schemas.openxmlformats.org/drawingml/2006/picture">
+                <pic:pic xmlns:pic="http://schemas.openxmlformats.org/drawingml/2006/picture">
+                  <pic:nvPicPr>
+                    <pic:cNvPr id="0" name="dup.png"/>
+                    <pic:cNvPicPr/>
+                  </pic:nvPicPr>
+                  <pic:blipFill>
+                    <a:blip r:embed="rId11"/>
+                    <a:stretch>
+                      <a:fillRect/>
+                    </a:stretch>
+                  </pic:blipFill>
+                  <pic:spPr>
+                    <a:xfrm>
+                      <a:off x="0" y="0"/>
+                      <a:ext cx="5580000" cy="849746"/>
+                    </a:xfrm>
+                    <a:prstGeom prst="rect">
+                      <a:avLst/>
+                    </a:prstGeom>
+                  </pic:spPr>
+                </pic:pic>
+              </a:graphicData>
+            </a:graphic>
+          </wp:inline>
+        </w:drawing>
+      </w:r>
+    </w:p>
+    <w:p>
+      <w:pPr>
+        <w:spacing w:line="360" w:lineRule="auto"/>
+        <w:jc w:val="center"/>
+      </w:pPr>
+      <w:r>
+        <w:rPr>
+          <w:sz w:val="28"/>
+        </w:rPr>
+        <w:t xml:space="preserve">Рисунок </w:t>
+      </w:r>
+      <w:r>
+        <w:rPr>
+          <w:sz w:val="28"/>
+        </w:rPr>
+        <w:t>4</w:t>
+      </w:r>
+      <w:r>
+        <w:rPr>
+          <w:sz w:val="28"/>
+        </w:rPr>
+        <w:t xml:space="preserve"> — отказ повторной вставки с тем же ID</w:t>
+      </w:r>
+    </w:p>
+    <w:p>
+      <w:pPr>
+        <w:spacing w:line="360" w:lineRule="auto"/>
+        <w:ind w:firstLine="709"/>
+        <w:jc w:val="both"/>
+        <w:rPr>
+          <w:lang w:val="en-US"/>
+        </w:rPr>
+      </w:pPr>
+      <w:r>
+        <w:rPr>
+          <w:sz w:val="28"/>
+        </w:rPr>
+        <w:t>Повторное создание публикации pub_vuz сервер тоже отклоняет. Ответ</w:t>
+      </w:r>
+      <w:r>
+        <w:rPr>
+          <w:sz w:val="28"/>
+          <w:lang w:val="en-US"/>
+        </w:rPr>
+        <w:t xml:space="preserve"> </w:t>
+      </w:r>
+      <w:r>
+        <w:rPr>
+          <w:sz w:val="28"/>
+        </w:rPr>
+        <w:t>на</w:t>
+      </w:r>
+      <w:r>
+        <w:rPr>
+          <w:sz w:val="28"/>
+          <w:lang w:val="en-US"/>
+        </w:rPr>
+        <w:t xml:space="preserve"> </w:t>
+      </w:r>
+      <w:r>
+        <w:rPr>
+          <w:sz w:val="28"/>
+        </w:rPr>
+        <w:t>рисунке</w:t>
+      </w:r>
+      <w:r>
+        <w:rPr>
+          <w:sz w:val="28"/>
+          <w:lang w:val="en-US"/>
+        </w:rPr>
+        <w:t xml:space="preserve"> </w:t>
+      </w:r>
+      <w:r>
+        <w:rPr>
+          <w:sz w:val="28"/>
+        </w:rPr>
+        <w:t>5</w:t>
+      </w:r>
+      <w:r>
+        <w:rPr>
+          <w:sz w:val="28"/>
+          <w:lang w:val="en-US"/>
+        </w:rPr>
+        <w:t>:</w:t>
+      </w:r>
+    </w:p>
+    <w:p>
+      <w:pPr>
+        <w:rPr>
+          <w:lang w:val="en-US"/>
+        </w:rPr>
+      </w:pPr>
+      <w:r>
+        <w:rPr>
+          <w:sz w:val="28"/>
+          <w:lang w:val="en-US"/>
+        </w:rPr>
+        <w:t>ERROR:  publication "</w:t>
+      </w:r>
+      <w:proofErr w:type="spellStart"/>
+      <w:r>
+        <w:rPr>
+          <w:sz w:val="28"/>
+          <w:lang w:val="en-US"/>
+        </w:rPr>
+        <w:t>pub_vuz</w:t>
+      </w:r>
+      <w:proofErr w:type="spellEnd"/>
+      <w:r>
+        <w:rPr>
+          <w:sz w:val="28"/>
+          <w:lang w:val="en-US"/>
+        </w:rPr>
+        <w:t>" already exists</w:t>
+      </w:r>
+    </w:p>
+    <w:p>
+      <w:pPr>
+        <w:jc w:val="center"/>
+      </w:pPr>
+      <w:r>
+        <w:rPr>
+          <w:noProof/>
+        </w:rPr>
+        <w:drawing>
+          <wp:inline distT="0" distB="0" distL="0" distR="0">
+            <wp:extent cx="5580000" cy="651472"/>
+            <wp:effectExtent l="0" t="0" r="0" b="0"/>
+            <wp:docPr id="4" name="Picture 4"/>
+            <wp:cNvGraphicFramePr>
+              <a:graphicFrameLocks xmlns:a="http://schemas.openxmlformats.org/drawingml/2006/main" noChangeAspect="1"/>
+            </wp:cNvGraphicFramePr>
+            <a:graphic xmlns:a="http://schemas.openxmlformats.org/drawingml/2006/main">
+              <a:graphicData uri="http://schemas.openxmlformats.org/drawingml/2006/picture">
+                <pic:pic xmlns:pic="http://schemas.openxmlformats.org/drawingml/2006/picture">
+                  <pic:nvPicPr>
+                    <pic:cNvPr id="0" name="pub.png"/>
+                    <pic:cNvPicPr/>
+                  </pic:nvPicPr>
+                  <pic:blipFill>
+                    <a:blip r:embed="rId12"/>
+                    <a:stretch>
+                      <a:fillRect/>
+                    </a:stretch>
+                  </pic:blipFill>
+                  <pic:spPr>
+                    <a:xfrm>
+                      <a:off x="0" y="0"/>
+                      <a:ext cx="5580000" cy="651472"/>
+                    </a:xfrm>
+                    <a:prstGeom prst="rect">
+                      <a:avLst/>
+                    </a:prstGeom>
+                  </pic:spPr>
+                </pic:pic>
+              </a:graphicData>
+            </a:graphic>
+          </wp:inline>
+        </w:drawing>
+      </w:r>
+    </w:p>
+    <w:p>
+      <w:pPr>
+        <w:spacing w:line="360" w:lineRule="auto"/>
+        <w:jc w:val="center"/>
+      </w:pPr>
+      <w:r>
+        <w:rPr>
+          <w:sz w:val="28"/>
+        </w:rPr>
+        <w:t xml:space="preserve">Рисунок </w:t>
+      </w:r>
+      <w:r>
+        <w:rPr>
+          <w:sz w:val="28"/>
+        </w:rPr>
+        <w:t>5</w:t>
+      </w:r>
+      <w:r>
+        <w:rPr>
+          <w:sz w:val="28"/>
+        </w:rPr>
+        <w:t xml:space="preserve"> — отказ повторного создания публикации</w:t>
+      </w:r>
+    </w:p>
+    <w:p>
+      <w:pPr>
+        <w:spacing w:line="360" w:lineRule="auto"/>
+        <w:ind w:firstLine="709"/>
+      </w:pPr>
+      <w:r>
+        <w:rPr>
+          <w:b/>
+          <w:sz w:val="28"/>
+        </w:rPr>
+        <w:t>3.4 Изменение схемы</w:t>
+      </w:r>
+    </w:p>
+    <w:p>
+      <w:pPr>
+        <w:spacing w:line="360" w:lineRule="auto"/>
+        <w:ind w:firstLine="709"/>
+        <w:jc w:val="both"/>
+      </w:pPr>
+      <w:r>
+        <w:rPr>
+          <w:sz w:val="28"/>
+        </w:rPr>
+        <w:t xml:space="preserve">После вставки, которая прошла, у издателя добавляется столбец «Группа» и в него пишется 4321. На рисунке </w:t>
+      </w:r>
+      <w:r>
+        <w:rPr>
+          <w:sz w:val="28"/>
+        </w:rPr>
+        <w:t>6</w:t>
+      </w:r>
+      <w:r>
+        <w:rPr>
+          <w:sz w:val="28"/>
+        </w:rPr>
+        <w:t xml:space="preserve"> у издателя четыре столбца, студент 1 — Иванов Иван. Триггер копирует только ID, ФИО и Факультет, поэтому на узле столбец не появляется. На рисунке </w:t>
+      </w:r>
+      <w:r>
+        <w:rPr>
+          <w:sz w:val="28"/>
+        </w:rPr>
+        <w:t>7</w:t>
+      </w:r>
+      <w:r>
+        <w:rPr>
+          <w:sz w:val="28"/>
+        </w:rPr>
+        <w:t xml:space="preserve"> список столбцов узла состоит из трёх позиций.</w:t>
+      </w:r>
+    </w:p>
+    <w:p>
+      <w:pPr>
+        <w:jc w:val="center"/>
+      </w:pPr>
+      <w:r>
+        <w:rPr>
+          <w:noProof/>
+        </w:rPr>
+        <w:drawing>
+          <wp:inline distT="0" distB="0" distL="0" distR="0">
+            <wp:extent cx="5580000" cy="719452"/>
+            <wp:effectExtent l="0" t="0" r="0" b="0"/>
+            <wp:docPr id="5" name="Picture 5"/>
+            <wp:cNvGraphicFramePr>
+              <a:graphicFrameLocks xmlns:a="http://schemas.openxmlformats.org/drawingml/2006/main" noChangeAspect="1"/>
+            </wp:cNvGraphicFramePr>
+            <a:graphic xmlns:a="http://schemas.openxmlformats.org/drawingml/2006/main">
+              <a:graphicData uri="http://schemas.openxmlformats.org/drawingml/2006/picture">
+                <pic:pic xmlns:pic="http://schemas.openxmlformats.org/drawingml/2006/picture">
+                  <pic:nvPicPr>
+                    <pic:cNvPr id="0" name="group.png"/>
                     <pic:cNvPicPr/>
                   </pic:nvPicPr>
                   <pic:blipFill>
@@ -1601,9 +2527,11 @@
                   <pic:spPr>
                     <a:xfrm>
                       <a:off x="0" y="0"/>
-                      <a:ext cx="5580000" cy="1070680"/>
+                      <a:ext cx="5580000" cy="719452"/>
                     </a:xfrm>
-                    <a:prstGeom prst="rect"/>
+                    <a:prstGeom prst="rect">
+                      <a:avLst/>
+                    </a:prstGeom>
                   </pic:spPr>
                 </pic:pic>
               </a:graphicData>
@@ -1614,350 +2542,50 @@
     </w:p>
     <w:p>
       <w:pPr>
-        <w:spacing w:line="360" w:lineRule="auto" w:before="0" w:after="0"/>
-        <w:ind w:firstLine="0" w:left="0"/>
+        <w:spacing w:line="360" w:lineRule="auto"/>
         <w:jc w:val="center"/>
       </w:pPr>
       <w:r>
         <w:rPr>
-          <w:rFonts w:ascii="Times New Roman" w:hAnsi="Times New Roman" w:cs="Times New Roman" w:eastAsia="Times New Roman"/>
-          <w:b w:val="0"/>
-          <w:i w:val="0"/>
-          <w:sz w:val="28"/>
-        </w:rPr>
-        <w:t>Рисунок 1 — строка после изменения на издателе и на узле</w:t>
-      </w:r>
-    </w:p>
-    <w:p>
-      <w:pPr>
-        <w:spacing w:line="240" w:lineRule="auto" w:before="0" w:after="120"/>
-        <w:ind w:firstLine="0" w:left="0"/>
-        <w:jc w:val="left"/>
-      </w:pPr>
-      <w:r>
-        <w:rPr>
-          <w:rFonts w:ascii="Times New Roman" w:hAnsi="Times New Roman" w:cs="Times New Roman" w:eastAsia="Times New Roman"/>
-          <w:b w:val="0"/>
-          <w:i w:val="0"/>
-          <w:sz w:val="28"/>
-        </w:rPr>
-        <w:t>Таблица 1 — Строка после UPDATE, до DELETE</w:t>
-      </w:r>
-    </w:p>
-    <w:tbl>
-      <w:tblPr>
-        <w:tblStyle w:val="ab"/>
-        <w:tblW w:type="dxa" w:w="9355"/>
-        <w:tblLayout w:type="fixed"/>
-        <w:tblLook w:firstColumn="1" w:firstRow="1" w:lastColumn="0" w:lastRow="0" w:noHBand="0" w:noVBand="1" w:val="04A0"/>
-        <w:tblCellMar>
-          <w:top w:w="28" w:type="dxa"/>
-          <w:left w:w="40" w:type="dxa"/>
-          <w:bottom w:w="28" w:type="dxa"/>
-          <w:right w:w="40" w:type="dxa"/>
-        </w:tblCellMar>
-      </w:tblPr>
-      <w:tblGrid>
-        <w:gridCol w:w="2268"/>
-        <w:gridCol w:w="1134"/>
-        <w:gridCol w:w="3402"/>
-        <w:gridCol w:w="2551"/>
-      </w:tblGrid>
-      <w:tr>
-        <w:tc>
-          <w:tcPr>
-            <w:tcW w:type="dxa" w:w="2268"/>
-          </w:tcPr>
-          <w:p>
-            <w:pPr>
-              <w:spacing w:before="0" w:after="0" w:line="240" w:lineRule="auto"/>
-              <w:jc w:val="center"/>
-            </w:pPr>
-            <w:r/>
-            <w:r>
-              <w:rPr>
-                <w:rFonts w:ascii="Times New Roman" w:hAnsi="Times New Roman" w:cs="Times New Roman" w:eastAsia="Times New Roman"/>
-                <w:b/>
-                <w:i w:val="0"/>
-                <w:sz w:val="28"/>
-              </w:rPr>
-              <w:t>Сторона</w:t>
-            </w:r>
-          </w:p>
-        </w:tc>
-        <w:tc>
-          <w:tcPr>
-            <w:tcW w:type="dxa" w:w="1134"/>
-          </w:tcPr>
-          <w:p>
-            <w:pPr>
-              <w:spacing w:before="0" w:after="0" w:line="240" w:lineRule="auto"/>
-              <w:jc w:val="center"/>
-            </w:pPr>
-            <w:r/>
-            <w:r>
-              <w:rPr>
-                <w:rFonts w:ascii="Times New Roman" w:hAnsi="Times New Roman" w:cs="Times New Roman" w:eastAsia="Times New Roman"/>
-                <w:b/>
-                <w:i w:val="0"/>
-                <w:sz w:val="28"/>
-              </w:rPr>
-              <w:t>ID</w:t>
-            </w:r>
-          </w:p>
-        </w:tc>
-        <w:tc>
-          <w:tcPr>
-            <w:tcW w:type="dxa" w:w="3402"/>
-          </w:tcPr>
-          <w:p>
-            <w:pPr>
-              <w:spacing w:before="0" w:after="0" w:line="240" w:lineRule="auto"/>
-              <w:jc w:val="center"/>
-            </w:pPr>
-            <w:r/>
-            <w:r>
-              <w:rPr>
-                <w:rFonts w:ascii="Times New Roman" w:hAnsi="Times New Roman" w:cs="Times New Roman" w:eastAsia="Times New Roman"/>
-                <w:b/>
-                <w:i w:val="0"/>
-                <w:sz w:val="28"/>
-              </w:rPr>
-              <w:t>ФИО</w:t>
-            </w:r>
-          </w:p>
-        </w:tc>
-        <w:tc>
-          <w:tcPr>
-            <w:tcW w:type="dxa" w:w="2551"/>
-          </w:tcPr>
-          <w:p>
-            <w:pPr>
-              <w:spacing w:before="0" w:after="0" w:line="240" w:lineRule="auto"/>
-              <w:jc w:val="center"/>
-            </w:pPr>
-            <w:r/>
-            <w:r>
-              <w:rPr>
-                <w:rFonts w:ascii="Times New Roman" w:hAnsi="Times New Roman" w:cs="Times New Roman" w:eastAsia="Times New Roman"/>
-                <w:b/>
-                <w:i w:val="0"/>
-                <w:sz w:val="28"/>
-              </w:rPr>
-              <w:t>Факультет</w:t>
-            </w:r>
-          </w:p>
-        </w:tc>
-      </w:tr>
-      <w:tr>
-        <w:tc>
-          <w:tcPr>
-            <w:tcW w:type="dxa" w:w="2268"/>
-          </w:tcPr>
-          <w:p>
-            <w:pPr>
-              <w:spacing w:before="0" w:after="0" w:line="240" w:lineRule="auto"/>
-              <w:jc w:val="left"/>
-            </w:pPr>
-            <w:r/>
-            <w:r>
-              <w:rPr>
-                <w:rFonts w:ascii="Times New Roman" w:hAnsi="Times New Roman" w:cs="Times New Roman" w:eastAsia="Times New Roman"/>
-                <w:b w:val="0"/>
-                <w:i w:val="0"/>
-                <w:sz w:val="28"/>
-              </w:rPr>
-              <w:t>издатель pub</w:t>
-            </w:r>
-          </w:p>
-        </w:tc>
-        <w:tc>
-          <w:tcPr>
-            <w:tcW w:type="dxa" w:w="1134"/>
-          </w:tcPr>
-          <w:p>
-            <w:pPr>
-              <w:spacing w:before="0" w:after="0" w:line="240" w:lineRule="auto"/>
-              <w:jc w:val="left"/>
-            </w:pPr>
-            <w:r/>
-            <w:r>
-              <w:rPr>
-                <w:rFonts w:ascii="Times New Roman" w:hAnsi="Times New Roman" w:cs="Times New Roman" w:eastAsia="Times New Roman"/>
-                <w:b w:val="0"/>
-                <w:i w:val="0"/>
-                <w:sz w:val="28"/>
-              </w:rPr>
-              <w:t>1</w:t>
-            </w:r>
-          </w:p>
-        </w:tc>
-        <w:tc>
-          <w:tcPr>
-            <w:tcW w:type="dxa" w:w="3402"/>
-          </w:tcPr>
-          <w:p>
-            <w:pPr>
-              <w:spacing w:before="0" w:after="0" w:line="240" w:lineRule="auto"/>
-              <w:jc w:val="left"/>
-            </w:pPr>
-            <w:r/>
-            <w:r>
-              <w:rPr>
-                <w:rFonts w:ascii="Times New Roman" w:hAnsi="Times New Roman" w:cs="Times New Roman" w:eastAsia="Times New Roman"/>
-                <w:b w:val="0"/>
-                <w:i w:val="0"/>
-                <w:sz w:val="28"/>
-              </w:rPr>
-              <w:t>Иванов Пётр</w:t>
-            </w:r>
-          </w:p>
-        </w:tc>
-        <w:tc>
-          <w:tcPr>
-            <w:tcW w:type="dxa" w:w="2551"/>
-          </w:tcPr>
-          <w:p>
-            <w:pPr>
-              <w:spacing w:before="0" w:after="0" w:line="240" w:lineRule="auto"/>
-              <w:jc w:val="left"/>
-            </w:pPr>
-            <w:r/>
-            <w:r>
-              <w:rPr>
-                <w:rFonts w:ascii="Times New Roman" w:hAnsi="Times New Roman" w:cs="Times New Roman" w:eastAsia="Times New Roman"/>
-                <w:b w:val="0"/>
-                <w:i w:val="0"/>
-                <w:sz w:val="28"/>
-              </w:rPr>
-              <w:t>4</w:t>
-            </w:r>
-          </w:p>
-        </w:tc>
-      </w:tr>
-      <w:tr>
-        <w:tc>
-          <w:tcPr>
-            <w:tcW w:type="dxa" w:w="2268"/>
-          </w:tcPr>
-          <w:p>
-            <w:pPr>
-              <w:spacing w:before="0" w:after="0" w:line="240" w:lineRule="auto"/>
-              <w:jc w:val="left"/>
-            </w:pPr>
-            <w:r/>
-            <w:r>
-              <w:rPr>
-                <w:rFonts w:ascii="Times New Roman" w:hAnsi="Times New Roman" w:cs="Times New Roman" w:eastAsia="Times New Roman"/>
-                <w:b w:val="0"/>
-                <w:i w:val="0"/>
-                <w:sz w:val="28"/>
-              </w:rPr>
-              <w:t>узел sub</w:t>
-            </w:r>
-          </w:p>
-        </w:tc>
-        <w:tc>
-          <w:tcPr>
-            <w:tcW w:type="dxa" w:w="1134"/>
-          </w:tcPr>
-          <w:p>
-            <w:pPr>
-              <w:spacing w:before="0" w:after="0" w:line="240" w:lineRule="auto"/>
-              <w:jc w:val="left"/>
-            </w:pPr>
-            <w:r/>
-            <w:r>
-              <w:rPr>
-                <w:rFonts w:ascii="Times New Roman" w:hAnsi="Times New Roman" w:cs="Times New Roman" w:eastAsia="Times New Roman"/>
-                <w:b w:val="0"/>
-                <w:i w:val="0"/>
-                <w:sz w:val="28"/>
-              </w:rPr>
-              <w:t>1</w:t>
-            </w:r>
-          </w:p>
-        </w:tc>
-        <w:tc>
-          <w:tcPr>
-            <w:tcW w:type="dxa" w:w="3402"/>
-          </w:tcPr>
-          <w:p>
-            <w:pPr>
-              <w:spacing w:before="0" w:after="0" w:line="240" w:lineRule="auto"/>
-              <w:jc w:val="left"/>
-            </w:pPr>
-            <w:r/>
-            <w:r>
-              <w:rPr>
-                <w:rFonts w:ascii="Times New Roman" w:hAnsi="Times New Roman" w:cs="Times New Roman" w:eastAsia="Times New Roman"/>
-                <w:b w:val="0"/>
-                <w:i w:val="0"/>
-                <w:sz w:val="28"/>
-              </w:rPr>
-              <w:t>Иванов Пётр</w:t>
-            </w:r>
-          </w:p>
-        </w:tc>
-        <w:tc>
-          <w:tcPr>
-            <w:tcW w:type="dxa" w:w="2551"/>
-          </w:tcPr>
-          <w:p>
-            <w:pPr>
-              <w:spacing w:before="0" w:after="0" w:line="240" w:lineRule="auto"/>
-              <w:jc w:val="left"/>
-            </w:pPr>
-            <w:r/>
-            <w:r>
-              <w:rPr>
-                <w:rFonts w:ascii="Times New Roman" w:hAnsi="Times New Roman" w:cs="Times New Roman" w:eastAsia="Times New Roman"/>
-                <w:b w:val="0"/>
-                <w:i w:val="0"/>
-                <w:sz w:val="28"/>
-              </w:rPr>
-              <w:t>4</w:t>
-            </w:r>
-          </w:p>
-        </w:tc>
-      </w:tr>
-    </w:tbl>
-    <w:p/>
-    <w:p>
-      <w:pPr>
-        <w:spacing w:line="360" w:lineRule="auto" w:before="0" w:after="0"/>
-        <w:ind w:firstLine="709" w:left="0"/>
-        <w:jc w:val="both"/>
-      </w:pPr>
-      <w:r>
-        <w:rPr>
-          <w:rFonts w:ascii="Times New Roman" w:hAnsi="Times New Roman" w:cs="Times New Roman" w:eastAsia="Times New Roman"/>
-          <w:b w:val="0"/>
-          <w:i w:val="0"/>
-          <w:sz w:val="28"/>
-        </w:rPr>
-        <w:t>DELETE по ID 1 убирает строку с обеих сторон. На рисунке 2 счётчик узла равен 0.</w:t>
-      </w:r>
-    </w:p>
-    <w:p>
-      <w:pPr>
-        <w:spacing w:line="240" w:lineRule="auto" w:before="0" w:after="0"/>
-        <w:ind w:firstLine="0" w:left="0"/>
+          <w:sz w:val="28"/>
+        </w:rPr>
+        <w:lastRenderedPageBreak/>
+        <w:t xml:space="preserve">Рисунок </w:t>
+      </w:r>
+      <w:r>
+        <w:rPr>
+          <w:sz w:val="28"/>
+        </w:rPr>
+        <w:t>6</w:t>
+      </w:r>
+      <w:r>
+        <w:rPr>
+          <w:sz w:val="28"/>
+        </w:rPr>
+        <w:t xml:space="preserve"> — столбец «Группа» у издателя</w:t>
+      </w:r>
+    </w:p>
+    <w:p>
+      <w:pPr>
         <w:jc w:val="center"/>
       </w:pPr>
       <w:r>
+        <w:rPr>
+          <w:noProof/>
+        </w:rPr>
         <w:drawing>
-          <wp:inline xmlns:a="http://schemas.openxmlformats.org/drawingml/2006/main" xmlns:pic="http://schemas.openxmlformats.org/drawingml/2006/picture">
-            <wp:extent cx="5580000" cy="719452"/>
-            <wp:docPr id="2" name="Picture 2"/>
+          <wp:inline distT="0" distB="0" distL="0" distR="0">
+            <wp:extent cx="5580000" cy="1325604"/>
+            <wp:effectExtent l="0" t="0" r="0" b="0"/>
+            <wp:docPr id="6" name="Picture 6"/>
             <wp:cNvGraphicFramePr>
-              <a:graphicFrameLocks noChangeAspect="1"/>
+              <a:graphicFrameLocks xmlns:a="http://schemas.openxmlformats.org/drawingml/2006/main" noChangeAspect="1"/>
             </wp:cNvGraphicFramePr>
-            <a:graphic>
+            <a:graphic xmlns:a="http://schemas.openxmlformats.org/drawingml/2006/main">
               <a:graphicData uri="http://schemas.openxmlformats.org/drawingml/2006/picture">
-                <pic:pic>
+                <pic:pic xmlns:pic="http://schemas.openxmlformats.org/drawingml/2006/picture">
                   <pic:nvPicPr>
-                    <pic:cNvPr id="0" name="zero.png"/>
+                    <pic:cNvPr id="0" name="cols.png"/>
                     <pic:cNvPicPr/>
                   </pic:nvPicPr>
                   <pic:blipFill>
@@ -1969,9 +2597,11 @@
                   <pic:spPr>
                     <a:xfrm>
                       <a:off x="0" y="0"/>
-                      <a:ext cx="5580000" cy="719452"/>
+                      <a:ext cx="5580000" cy="1325604"/>
                     </a:xfrm>
-                    <a:prstGeom prst="rect"/>
+                    <a:prstGeom prst="rect">
+                      <a:avLst/>
+                    </a:prstGeom>
                   </pic:spPr>
                 </pic:pic>
               </a:graphicData>
@@ -1982,412 +2612,59 @@
     </w:p>
     <w:p>
       <w:pPr>
-        <w:spacing w:line="360" w:lineRule="auto" w:before="0" w:after="0"/>
-        <w:ind w:firstLine="0" w:left="0"/>
+        <w:spacing w:line="360" w:lineRule="auto"/>
         <w:jc w:val="center"/>
       </w:pPr>
       <w:r>
         <w:rPr>
-          <w:rFonts w:ascii="Times New Roman" w:hAnsi="Times New Roman" w:cs="Times New Roman" w:eastAsia="Times New Roman"/>
-          <w:b w:val="0"/>
-          <w:i w:val="0"/>
-          <w:sz w:val="28"/>
-        </w:rPr>
-        <w:t>Рисунок 2 — узел после удаления строки</w:t>
-      </w:r>
-    </w:p>
-    <w:p>
-      <w:pPr>
-        <w:spacing w:line="360" w:lineRule="auto" w:before="0" w:after="0"/>
-        <w:ind w:firstLine="709" w:left="0"/>
-        <w:jc w:val="left"/>
-      </w:pPr>
-      <w:r>
-        <w:rPr>
-          <w:rFonts w:ascii="Times New Roman" w:hAnsi="Times New Roman" w:cs="Times New Roman" w:eastAsia="Times New Roman"/>
+          <w:sz w:val="28"/>
+        </w:rPr>
+        <w:t xml:space="preserve">Рисунок </w:t>
+      </w:r>
+      <w:r>
+        <w:rPr>
+          <w:sz w:val="28"/>
+        </w:rPr>
+        <w:t>7</w:t>
+      </w:r>
+      <w:r>
+        <w:rPr>
+          <w:sz w:val="28"/>
+        </w:rPr>
+        <w:t xml:space="preserve"> — столбцы узла после изменения схемы</w:t>
+      </w:r>
+    </w:p>
+    <w:p>
+      <w:pPr>
+        <w:pageBreakBefore/>
+        <w:spacing w:line="360" w:lineRule="auto"/>
+        <w:ind w:firstLine="709"/>
+      </w:pPr>
+      <w:r>
+        <w:rPr>
           <w:b/>
-          <w:i w:val="0"/>
-          <w:sz w:val="28"/>
-        </w:rPr>
-        <w:t>3.3 Что сервер отклонил</w:t>
-      </w:r>
-    </w:p>
-    <w:p>
-      <w:pPr>
-        <w:spacing w:line="360" w:lineRule="auto" w:before="0" w:after="0"/>
-        <w:ind w:firstLine="709" w:left="0"/>
+          <w:sz w:val="28"/>
+        </w:rPr>
+        <w:lastRenderedPageBreak/>
+        <w:t>4 Выводы</w:t>
+      </w:r>
+    </w:p>
+    <w:p>
+      <w:pPr>
+        <w:spacing w:line="360" w:lineRule="auto"/>
+        <w:ind w:firstLine="709"/>
         <w:jc w:val="both"/>
       </w:pPr>
       <w:r>
         <w:rPr>
-          <w:rFonts w:ascii="Times New Roman" w:hAnsi="Times New Roman" w:cs="Times New Roman" w:eastAsia="Times New Roman"/>
-          <w:b w:val="0"/>
-          <w:i w:val="0"/>
-          <w:sz w:val="28"/>
-        </w:rPr>
-        <w:t>Первая вставка студента 1 снова проходит. Вторая, с тем же ID и именем Петров Пётр, не проходит. Строка Петрова не появляется ни у издателя, ни на узле. Ответ сервера на рисунке 3:</w:t>
-      </w:r>
-    </w:p>
-    <w:p>
-      <w:pPr>
-        <w:spacing w:line="240" w:lineRule="auto" w:before="0" w:after="0"/>
-        <w:ind w:firstLine="0" w:left="0"/>
-        <w:jc w:val="left"/>
-      </w:pPr>
-      <w:r>
-        <w:rPr>
-          <w:rFonts w:ascii="Times New Roman" w:hAnsi="Times New Roman" w:cs="Times New Roman" w:eastAsia="Times New Roman"/>
-          <w:b w:val="0"/>
-          <w:i w:val="0"/>
-          <w:sz w:val="28"/>
-        </w:rPr>
-        <w:t>ERROR:  duplicate key value violates unique constraint "Студент_pkey"</w:t>
-      </w:r>
-    </w:p>
-    <w:p>
-      <w:pPr>
-        <w:spacing w:line="240" w:lineRule="auto" w:before="0" w:after="0"/>
-        <w:ind w:firstLine="0" w:left="0"/>
-        <w:jc w:val="left"/>
-      </w:pPr>
-      <w:r>
-        <w:rPr>
-          <w:rFonts w:ascii="Times New Roman" w:hAnsi="Times New Roman" w:cs="Times New Roman" w:eastAsia="Times New Roman"/>
-          <w:b w:val="0"/>
-          <w:i w:val="0"/>
-          <w:sz w:val="28"/>
-        </w:rPr>
-        <w:t>ПОДРОБНОСТИ:  Key ("ID")=(1) already exists.</w:t>
-      </w:r>
-    </w:p>
-    <w:p>
-      <w:pPr>
-        <w:spacing w:line="240" w:lineRule="auto" w:before="0" w:after="0"/>
-        <w:ind w:firstLine="0" w:left="0"/>
-        <w:jc w:val="center"/>
-      </w:pPr>
-      <w:r>
-        <w:drawing>
-          <wp:inline xmlns:a="http://schemas.openxmlformats.org/drawingml/2006/main" xmlns:pic="http://schemas.openxmlformats.org/drawingml/2006/picture">
-            <wp:extent cx="5580000" cy="849746"/>
-            <wp:docPr id="3" name="Picture 3"/>
-            <wp:cNvGraphicFramePr>
-              <a:graphicFrameLocks noChangeAspect="1"/>
-            </wp:cNvGraphicFramePr>
-            <a:graphic>
-              <a:graphicData uri="http://schemas.openxmlformats.org/drawingml/2006/picture">
-                <pic:pic>
-                  <pic:nvPicPr>
-                    <pic:cNvPr id="0" name="dup.png"/>
-                    <pic:cNvPicPr/>
-                  </pic:nvPicPr>
-                  <pic:blipFill>
-                    <a:blip r:embed="rId15"/>
-                    <a:stretch>
-                      <a:fillRect/>
-                    </a:stretch>
-                  </pic:blipFill>
-                  <pic:spPr>
-                    <a:xfrm>
-                      <a:off x="0" y="0"/>
-                      <a:ext cx="5580000" cy="849746"/>
-                    </a:xfrm>
-                    <a:prstGeom prst="rect"/>
-                  </pic:spPr>
-                </pic:pic>
-              </a:graphicData>
-            </a:graphic>
-          </wp:inline>
-        </w:drawing>
-      </w:r>
-    </w:p>
-    <w:p>
-      <w:pPr>
-        <w:spacing w:line="360" w:lineRule="auto" w:before="0" w:after="0"/>
-        <w:ind w:firstLine="0" w:left="0"/>
-        <w:jc w:val="center"/>
-      </w:pPr>
-      <w:r>
-        <w:rPr>
-          <w:rFonts w:ascii="Times New Roman" w:hAnsi="Times New Roman" w:cs="Times New Roman" w:eastAsia="Times New Roman"/>
-          <w:b w:val="0"/>
-          <w:i w:val="0"/>
-          <w:sz w:val="28"/>
-        </w:rPr>
-        <w:t>Рисунок 3 — отказ повторной вставки с тем же ID</w:t>
-      </w:r>
-    </w:p>
-    <w:p>
-      <w:pPr>
-        <w:spacing w:line="360" w:lineRule="auto" w:before="0" w:after="0"/>
-        <w:ind w:firstLine="709" w:left="0"/>
-        <w:jc w:val="both"/>
-      </w:pPr>
-      <w:r>
-        <w:rPr>
-          <w:rFonts w:ascii="Times New Roman" w:hAnsi="Times New Roman" w:cs="Times New Roman" w:eastAsia="Times New Roman"/>
-          <w:b w:val="0"/>
-          <w:i w:val="0"/>
-          <w:sz w:val="28"/>
-        </w:rPr>
-        <w:t>Повторное создание публикации pub_vuz сервер тоже отклоняет. Ответ на рисунке 4:</w:t>
-      </w:r>
-    </w:p>
-    <w:p>
-      <w:pPr>
-        <w:spacing w:line="240" w:lineRule="auto" w:before="0" w:after="0"/>
-        <w:ind w:firstLine="0" w:left="0"/>
-        <w:jc w:val="left"/>
-      </w:pPr>
-      <w:r>
-        <w:rPr>
-          <w:rFonts w:ascii="Times New Roman" w:hAnsi="Times New Roman" w:cs="Times New Roman" w:eastAsia="Times New Roman"/>
-          <w:b w:val="0"/>
-          <w:i w:val="0"/>
-          <w:sz w:val="28"/>
-        </w:rPr>
-        <w:t>ERROR:  publication "pub_vuz" already exists</w:t>
-      </w:r>
-    </w:p>
-    <w:p>
-      <w:pPr>
-        <w:spacing w:line="240" w:lineRule="auto" w:before="0" w:after="0"/>
-        <w:ind w:firstLine="0" w:left="0"/>
-        <w:jc w:val="center"/>
-      </w:pPr>
-      <w:r>
-        <w:drawing>
-          <wp:inline xmlns:a="http://schemas.openxmlformats.org/drawingml/2006/main" xmlns:pic="http://schemas.openxmlformats.org/drawingml/2006/picture">
-            <wp:extent cx="5580000" cy="651472"/>
-            <wp:docPr id="4" name="Picture 4"/>
-            <wp:cNvGraphicFramePr>
-              <a:graphicFrameLocks noChangeAspect="1"/>
-            </wp:cNvGraphicFramePr>
-            <a:graphic>
-              <a:graphicData uri="http://schemas.openxmlformats.org/drawingml/2006/picture">
-                <pic:pic>
-                  <pic:nvPicPr>
-                    <pic:cNvPr id="0" name="pub.png"/>
-                    <pic:cNvPicPr/>
-                  </pic:nvPicPr>
-                  <pic:blipFill>
-                    <a:blip r:embed="rId16"/>
-                    <a:stretch>
-                      <a:fillRect/>
-                    </a:stretch>
-                  </pic:blipFill>
-                  <pic:spPr>
-                    <a:xfrm>
-                      <a:off x="0" y="0"/>
-                      <a:ext cx="5580000" cy="651472"/>
-                    </a:xfrm>
-                    <a:prstGeom prst="rect"/>
-                  </pic:spPr>
-                </pic:pic>
-              </a:graphicData>
-            </a:graphic>
-          </wp:inline>
-        </w:drawing>
-      </w:r>
-    </w:p>
-    <w:p>
-      <w:pPr>
-        <w:spacing w:line="360" w:lineRule="auto" w:before="0" w:after="0"/>
-        <w:ind w:firstLine="0" w:left="0"/>
-        <w:jc w:val="center"/>
-      </w:pPr>
-      <w:r>
-        <w:rPr>
-          <w:rFonts w:ascii="Times New Roman" w:hAnsi="Times New Roman" w:cs="Times New Roman" w:eastAsia="Times New Roman"/>
-          <w:b w:val="0"/>
-          <w:i w:val="0"/>
-          <w:sz w:val="28"/>
-        </w:rPr>
-        <w:t>Рисунок 4 — отказ повторного создания публикации</w:t>
-      </w:r>
-    </w:p>
-    <w:p>
-      <w:pPr>
-        <w:spacing w:line="360" w:lineRule="auto" w:before="0" w:after="0"/>
-        <w:ind w:firstLine="709" w:left="0"/>
-        <w:jc w:val="left"/>
-      </w:pPr>
-      <w:r>
-        <w:rPr>
-          <w:rFonts w:ascii="Times New Roman" w:hAnsi="Times New Roman" w:cs="Times New Roman" w:eastAsia="Times New Roman"/>
-          <w:b/>
-          <w:i w:val="0"/>
-          <w:sz w:val="28"/>
-        </w:rPr>
-        <w:t>3.4 Изменение схемы</w:t>
-      </w:r>
-    </w:p>
-    <w:p>
-      <w:pPr>
-        <w:spacing w:line="360" w:lineRule="auto" w:before="0" w:after="0"/>
-        <w:ind w:firstLine="709" w:left="0"/>
-        <w:jc w:val="both"/>
-      </w:pPr>
-      <w:r>
-        <w:rPr>
-          <w:rFonts w:ascii="Times New Roman" w:hAnsi="Times New Roman" w:cs="Times New Roman" w:eastAsia="Times New Roman"/>
-          <w:b w:val="0"/>
-          <w:i w:val="0"/>
-          <w:sz w:val="28"/>
-        </w:rPr>
-        <w:t>После вставки, которая прошла, у издателя добавляется столбец «Группа» и в него пишется 4321. На рисунке 5 у издателя четыре столбца, студент 1 — Иванов Иван. Триггер копирует только ID, ФИО и Факультет, поэтому на узле столбец не появляется. На рисунке 6 список столбцов узла состоит из трёх позиций.</w:t>
-      </w:r>
-    </w:p>
-    <w:p>
-      <w:pPr>
-        <w:spacing w:line="240" w:lineRule="auto" w:before="0" w:after="0"/>
-        <w:ind w:firstLine="0" w:left="0"/>
-        <w:jc w:val="center"/>
-      </w:pPr>
-      <w:r>
-        <w:drawing>
-          <wp:inline xmlns:a="http://schemas.openxmlformats.org/drawingml/2006/main" xmlns:pic="http://schemas.openxmlformats.org/drawingml/2006/picture">
-            <wp:extent cx="5580000" cy="719452"/>
-            <wp:docPr id="5" name="Picture 5"/>
-            <wp:cNvGraphicFramePr>
-              <a:graphicFrameLocks noChangeAspect="1"/>
-            </wp:cNvGraphicFramePr>
-            <a:graphic>
-              <a:graphicData uri="http://schemas.openxmlformats.org/drawingml/2006/picture">
-                <pic:pic>
-                  <pic:nvPicPr>
-                    <pic:cNvPr id="0" name="group.png"/>
-                    <pic:cNvPicPr/>
-                  </pic:nvPicPr>
-                  <pic:blipFill>
-                    <a:blip r:embed="rId17"/>
-                    <a:stretch>
-                      <a:fillRect/>
-                    </a:stretch>
-                  </pic:blipFill>
-                  <pic:spPr>
-                    <a:xfrm>
-                      <a:off x="0" y="0"/>
-                      <a:ext cx="5580000" cy="719452"/>
-                    </a:xfrm>
-                    <a:prstGeom prst="rect"/>
-                  </pic:spPr>
-                </pic:pic>
-              </a:graphicData>
-            </a:graphic>
-          </wp:inline>
-        </w:drawing>
-      </w:r>
-    </w:p>
-    <w:p>
-      <w:pPr>
-        <w:spacing w:line="360" w:lineRule="auto" w:before="0" w:after="0"/>
-        <w:ind w:firstLine="0" w:left="0"/>
-        <w:jc w:val="center"/>
-      </w:pPr>
-      <w:r>
-        <w:rPr>
-          <w:rFonts w:ascii="Times New Roman" w:hAnsi="Times New Roman" w:cs="Times New Roman" w:eastAsia="Times New Roman"/>
-          <w:b w:val="0"/>
-          <w:i w:val="0"/>
-          <w:sz w:val="28"/>
-        </w:rPr>
-        <w:t>Рисунок 5 — столбец «Группа» у издателя</w:t>
-      </w:r>
-    </w:p>
-    <w:p>
-      <w:pPr>
-        <w:spacing w:line="240" w:lineRule="auto" w:before="0" w:after="0"/>
-        <w:ind w:firstLine="0" w:left="0"/>
-        <w:jc w:val="center"/>
-      </w:pPr>
-      <w:r>
-        <w:drawing>
-          <wp:inline xmlns:a="http://schemas.openxmlformats.org/drawingml/2006/main" xmlns:pic="http://schemas.openxmlformats.org/drawingml/2006/picture">
-            <wp:extent cx="5580000" cy="1325604"/>
-            <wp:docPr id="6" name="Picture 6"/>
-            <wp:cNvGraphicFramePr>
-              <a:graphicFrameLocks noChangeAspect="1"/>
-            </wp:cNvGraphicFramePr>
-            <a:graphic>
-              <a:graphicData uri="http://schemas.openxmlformats.org/drawingml/2006/picture">
-                <pic:pic>
-                  <pic:nvPicPr>
-                    <pic:cNvPr id="0" name="cols.png"/>
-                    <pic:cNvPicPr/>
-                  </pic:nvPicPr>
-                  <pic:blipFill>
-                    <a:blip r:embed="rId18"/>
-                    <a:stretch>
-                      <a:fillRect/>
-                    </a:stretch>
-                  </pic:blipFill>
-                  <pic:spPr>
-                    <a:xfrm>
-                      <a:off x="0" y="0"/>
-                      <a:ext cx="5580000" cy="1325604"/>
-                    </a:xfrm>
-                    <a:prstGeom prst="rect"/>
-                  </pic:spPr>
-                </pic:pic>
-              </a:graphicData>
-            </a:graphic>
-          </wp:inline>
-        </w:drawing>
-      </w:r>
-    </w:p>
-    <w:p>
-      <w:pPr>
-        <w:spacing w:line="360" w:lineRule="auto" w:before="0" w:after="0"/>
-        <w:ind w:firstLine="0" w:left="0"/>
-        <w:jc w:val="center"/>
-      </w:pPr>
-      <w:r>
-        <w:rPr>
-          <w:rFonts w:ascii="Times New Roman" w:hAnsi="Times New Roman" w:cs="Times New Roman" w:eastAsia="Times New Roman"/>
-          <w:b w:val="0"/>
-          <w:i w:val="0"/>
-          <w:sz w:val="28"/>
-        </w:rPr>
-        <w:t>Рисунок 6 — столбцы узла после изменения схемы</w:t>
-      </w:r>
-    </w:p>
-    <w:p>
-      <w:pPr>
-        <w:pageBreakBefore/>
-        <w:spacing w:line="360" w:lineRule="auto" w:before="0" w:after="0"/>
-        <w:ind w:firstLine="709" w:left="0"/>
-        <w:jc w:val="left"/>
-      </w:pPr>
-      <w:r>
-        <w:rPr>
-          <w:rFonts w:ascii="Times New Roman" w:hAnsi="Times New Roman" w:cs="Times New Roman" w:eastAsia="Times New Roman"/>
-          <w:b/>
-          <w:i w:val="0"/>
-          <w:sz w:val="28"/>
-        </w:rPr>
-        <w:t>4 Выводы</w:t>
-      </w:r>
-    </w:p>
-    <w:p>
-      <w:pPr>
-        <w:spacing w:line="360" w:lineRule="auto" w:before="0" w:after="0"/>
-        <w:ind w:firstLine="709" w:left="0"/>
-        <w:jc w:val="both"/>
-      </w:pPr>
-      <w:r>
-        <w:rPr>
-          <w:rFonts w:ascii="Times New Roman" w:hAnsi="Times New Roman" w:cs="Times New Roman" w:eastAsia="Times New Roman"/>
-          <w:b w:val="0"/>
-          <w:i w:val="0"/>
           <w:sz w:val="28"/>
         </w:rPr>
         <w:t>Объекты репликации собраны в одной базе PostgreSQL: триггер repl и публикация pub_vuz. После UPDATE обе стороны вернули «Иванов Пётр», факультет 4. После DELETE счётчик узла стал равен 0. Повтор ID=1 сервер отклонил сообщением duplicate key, повтор публикации — сообщением publication "pub_vuz" already exists. Столбец «Группа» со значением 4321 есть только у издателя. На узле остались ID, ФИО и Факультет.</w:t>
       </w:r>
     </w:p>
     <w:sectPr>
-      <w:footerReference w:type="even" r:id="rId9"/>
-      <w:footerReference w:type="default" r:id="rId10"/>
+      <w:footerReference w:type="even" r:id="rId15"/>
+      <w:footerReference w:type="default" r:id="rId16"/>
       <w:pgSz w:w="11906" w:h="16838"/>
       <w:pgMar w:top="1134" w:right="850" w:bottom="1134" w:left="1701" w:header="708" w:footer="708" w:gutter="0"/>
       <w:pgNumType w:start="1"/>
@@ -3425,6 +3702,7 @@
   <w:style w:type="character" w:default="1" w:styleId="a0">
     <w:name w:val="Default Paragraph Font"/>
     <w:uiPriority w:val="1"/>
+    <w:semiHidden/>
     <w:unhideWhenUsed/>
   </w:style>
   <w:style w:type="table" w:default="1" w:styleId="a1">
